--- a/02_무역실무/30_기출문제_모범답안/2024년 무역실무 기출문제 모범답안.docx
+++ b/02_무역실무/30_기출문제_모범답안/2024년 무역실무 기출문제 모범답안.docx
@@ -12,7 +12,7 @@
       </w:pPr>
       <w:sdt>
         <w:sdtPr>
-          <w:id w:val="1931110660"/>
+          <w:id w:val="-1388278288"/>
           <w:tag w:val="goog_rdk_0"/>
         </w:sdtPr>
         <w:sdtContent>
@@ -60,7 +60,7 @@
       </w:pPr>
       <w:sdt>
         <w:sdtPr>
-          <w:id w:val="-2113182869"/>
+          <w:id w:val="-645445467"/>
           <w:tag w:val="goog_rdk_1"/>
         </w:sdtPr>
         <w:sdtContent>
@@ -105,7 +105,7 @@
       </w:pPr>
       <w:sdt>
         <w:sdtPr>
-          <w:id w:val="49301677"/>
+          <w:id w:val="762932493"/>
           <w:tag w:val="goog_rdk_2"/>
         </w:sdtPr>
         <w:sdtContent>
@@ -196,7 +196,7 @@
             </w:pPr>
             <w:sdt>
               <w:sdtPr>
-                <w:id w:val="1030720008"/>
+                <w:id w:val="-254861024"/>
                 <w:tag w:val="goog_rdk_3"/>
               </w:sdtPr>
               <w:sdtContent>
@@ -254,7 +254,7 @@
             </w:pPr>
             <w:sdt>
               <w:sdtPr>
-                <w:id w:val="-485655818"/>
+                <w:id w:val="882414960"/>
                 <w:tag w:val="goog_rdk_4"/>
               </w:sdtPr>
               <w:sdtContent>
@@ -314,7 +314,7 @@
             </w:pPr>
             <w:sdt>
               <w:sdtPr>
-                <w:id w:val="2012499155"/>
+                <w:id w:val="940796883"/>
                 <w:tag w:val="goog_rdk_5"/>
               </w:sdtPr>
               <w:sdtContent>
@@ -377,7 +377,7 @@
             </w:pPr>
             <w:sdt>
               <w:sdtPr>
-                <w:id w:val="-330775546"/>
+                <w:id w:val="343327536"/>
                 <w:tag w:val="goog_rdk_6"/>
               </w:sdtPr>
               <w:sdtContent>
@@ -419,7 +419,7 @@
             </w:pPr>
             <w:sdt>
               <w:sdtPr>
-                <w:id w:val="1939206498"/>
+                <w:id w:val="647825162"/>
                 <w:tag w:val="goog_rdk_7"/>
               </w:sdtPr>
               <w:sdtContent>
@@ -461,7 +461,7 @@
             </w:pPr>
             <w:sdt>
               <w:sdtPr>
-                <w:id w:val="-26550954"/>
+                <w:id w:val="-370882485"/>
                 <w:tag w:val="goog_rdk_8"/>
               </w:sdtPr>
               <w:sdtContent>
@@ -510,7 +510,7 @@
             </w:pPr>
             <w:sdt>
               <w:sdtPr>
-                <w:id w:val="-114117269"/>
+                <w:id w:val="253873120"/>
                 <w:tag w:val="goog_rdk_9"/>
               </w:sdtPr>
               <w:sdtContent>
@@ -552,7 +552,7 @@
             </w:pPr>
             <w:sdt>
               <w:sdtPr>
-                <w:id w:val="-479110288"/>
+                <w:id w:val="-707756648"/>
                 <w:tag w:val="goog_rdk_10"/>
               </w:sdtPr>
               <w:sdtContent>
@@ -594,7 +594,7 @@
             </w:pPr>
             <w:sdt>
               <w:sdtPr>
-                <w:id w:val="-1249619702"/>
+                <w:id w:val="-690390782"/>
                 <w:tag w:val="goog_rdk_11"/>
               </w:sdtPr>
               <w:sdtContent>
@@ -619,7 +619,7 @@
             </w:pPr>
             <w:sdt>
               <w:sdtPr>
-                <w:id w:val="-1769847362"/>
+                <w:id w:val="2004673967"/>
                 <w:tag w:val="goog_rdk_12"/>
               </w:sdtPr>
               <w:sdtContent>
@@ -668,7 +668,7 @@
             </w:pPr>
             <w:sdt>
               <w:sdtPr>
-                <w:id w:val="2020885764"/>
+                <w:id w:val="-177686180"/>
                 <w:tag w:val="goog_rdk_13"/>
               </w:sdtPr>
               <w:sdtContent>
@@ -710,7 +710,7 @@
             </w:pPr>
             <w:sdt>
               <w:sdtPr>
-                <w:id w:val="-972872896"/>
+                <w:id w:val="1000761150"/>
                 <w:tag w:val="goog_rdk_14"/>
               </w:sdtPr>
               <w:sdtContent>
@@ -752,7 +752,7 @@
             </w:pPr>
             <w:sdt>
               <w:sdtPr>
-                <w:id w:val="-1333439418"/>
+                <w:id w:val="1518324086"/>
                 <w:tag w:val="goog_rdk_15"/>
               </w:sdtPr>
               <w:sdtContent>
@@ -809,7 +809,7 @@
       </w:pPr>
       <w:sdt>
         <w:sdtPr>
-          <w:id w:val="640581245"/>
+          <w:id w:val="-23707344"/>
           <w:tag w:val="goog_rdk_16"/>
         </w:sdtPr>
         <w:sdtContent>
@@ -843,7 +843,7 @@
       </w:pPr>
       <w:sdt>
         <w:sdtPr>
-          <w:id w:val="1926157254"/>
+          <w:id w:val="-2015460645"/>
           <w:tag w:val="goog_rdk_17"/>
         </w:sdtPr>
         <w:sdtContent>
@@ -858,7 +858,7 @@
       </w:sdt>
       <w:sdt>
         <w:sdtPr>
-          <w:id w:val="-173071412"/>
+          <w:id w:val="-1179214433"/>
           <w:tag w:val="goog_rdk_18"/>
         </w:sdtPr>
         <w:sdtContent>
@@ -875,7 +875,7 @@
       </w:sdt>
       <w:sdt>
         <w:sdtPr>
-          <w:id w:val="-659772291"/>
+          <w:id w:val="-1052258509"/>
           <w:tag w:val="goog_rdk_19"/>
         </w:sdtPr>
         <w:sdtContent>
@@ -890,7 +890,7 @@
       </w:sdt>
       <w:sdt>
         <w:sdtPr>
-          <w:id w:val="276342058"/>
+          <w:id w:val="-1570052608"/>
           <w:tag w:val="goog_rdk_20"/>
         </w:sdtPr>
         <w:sdtContent>
@@ -907,7 +907,7 @@
       </w:sdt>
       <w:sdt>
         <w:sdtPr>
-          <w:id w:val="823212583"/>
+          <w:id w:val="873121606"/>
           <w:tag w:val="goog_rdk_21"/>
         </w:sdtPr>
         <w:sdtContent>
@@ -922,7 +922,7 @@
       </w:sdt>
       <w:sdt>
         <w:sdtPr>
-          <w:id w:val="-91694212"/>
+          <w:id w:val="1174813944"/>
           <w:tag w:val="goog_rdk_22"/>
         </w:sdtPr>
         <w:sdtContent>
@@ -939,7 +939,7 @@
       </w:sdt>
       <w:sdt>
         <w:sdtPr>
-          <w:id w:val="-1835767732"/>
+          <w:id w:val="1969750754"/>
           <w:tag w:val="goog_rdk_23"/>
         </w:sdtPr>
         <w:sdtContent>
@@ -971,7 +971,7 @@
       </w:pPr>
       <w:sdt>
         <w:sdtPr>
-          <w:id w:val="1421243890"/>
+          <w:id w:val="-134986300"/>
           <w:tag w:val="goog_rdk_24"/>
         </w:sdtPr>
         <w:sdtContent>
@@ -986,7 +986,7 @@
       </w:sdt>
       <w:sdt>
         <w:sdtPr>
-          <w:id w:val="-2027048845"/>
+          <w:id w:val="-2038572051"/>
           <w:tag w:val="goog_rdk_25"/>
         </w:sdtPr>
         <w:sdtContent>
@@ -1025,7 +1025,7 @@
       </w:pPr>
       <w:sdt>
         <w:sdtPr>
-          <w:id w:val="1567413002"/>
+          <w:id w:val="-507079255"/>
           <w:tag w:val="goog_rdk_26"/>
         </w:sdtPr>
         <w:sdtContent>
@@ -1040,7 +1040,7 @@
       </w:sdt>
       <w:sdt>
         <w:sdtPr>
-          <w:id w:val="2034032212"/>
+          <w:id w:val="-2050053340"/>
           <w:tag w:val="goog_rdk_27"/>
         </w:sdtPr>
         <w:sdtContent>
@@ -1056,7 +1056,7 @@
       </w:sdt>
       <w:sdt>
         <w:sdtPr>
-          <w:id w:val="645245244"/>
+          <w:id w:val="1662745258"/>
           <w:tag w:val="goog_rdk_28"/>
         </w:sdtPr>
         <w:sdtContent>
@@ -1071,7 +1071,7 @@
       </w:sdt>
       <w:sdt>
         <w:sdtPr>
-          <w:id w:val="90161270"/>
+          <w:id w:val="1981825010"/>
           <w:tag w:val="goog_rdk_29"/>
         </w:sdtPr>
         <w:sdtContent>
@@ -1087,7 +1087,7 @@
       </w:sdt>
       <w:sdt>
         <w:sdtPr>
-          <w:id w:val="2079671412"/>
+          <w:id w:val="1199109802"/>
           <w:tag w:val="goog_rdk_30"/>
         </w:sdtPr>
         <w:sdtContent>
@@ -1119,7 +1119,7 @@
       </w:pPr>
       <w:sdt>
         <w:sdtPr>
-          <w:id w:val="-1949228020"/>
+          <w:id w:val="-1465640721"/>
           <w:tag w:val="goog_rdk_31"/>
         </w:sdtPr>
         <w:sdtContent>
@@ -1151,7 +1151,7 @@
       </w:pPr>
       <w:sdt>
         <w:sdtPr>
-          <w:id w:val="-1882825177"/>
+          <w:id w:val="-461302199"/>
           <w:tag w:val="goog_rdk_32"/>
         </w:sdtPr>
         <w:sdtContent>
@@ -1183,7 +1183,7 @@
       </w:pPr>
       <w:sdt>
         <w:sdtPr>
-          <w:id w:val="552584678"/>
+          <w:id w:val="-917757658"/>
           <w:tag w:val="goog_rdk_33"/>
         </w:sdtPr>
         <w:sdtContent>
@@ -1221,7 +1221,7 @@
       </w:pPr>
       <w:sdt>
         <w:sdtPr>
-          <w:id w:val="330222968"/>
+          <w:id w:val="294847757"/>
           <w:tag w:val="goog_rdk_34"/>
         </w:sdtPr>
         <w:sdtContent>
@@ -1255,7 +1255,7 @@
       </w:pPr>
       <w:sdt>
         <w:sdtPr>
-          <w:id w:val="89265985"/>
+          <w:id w:val="-1339558744"/>
           <w:tag w:val="goog_rdk_35"/>
         </w:sdtPr>
         <w:sdtContent>
@@ -1270,7 +1270,7 @@
       </w:sdt>
       <w:sdt>
         <w:sdtPr>
-          <w:id w:val="-994665963"/>
+          <w:id w:val="1564377971"/>
           <w:tag w:val="goog_rdk_36"/>
         </w:sdtPr>
         <w:sdtContent>
@@ -1286,7 +1286,7 @@
       </w:sdt>
       <w:sdt>
         <w:sdtPr>
-          <w:id w:val="-189399407"/>
+          <w:id w:val="-1646071362"/>
           <w:tag w:val="goog_rdk_37"/>
         </w:sdtPr>
         <w:sdtContent>
@@ -1318,7 +1318,7 @@
       </w:pPr>
       <w:sdt>
         <w:sdtPr>
-          <w:id w:val="-2038483972"/>
+          <w:id w:val="321234094"/>
           <w:tag w:val="goog_rdk_38"/>
         </w:sdtPr>
         <w:sdtContent>
@@ -1333,7 +1333,7 @@
       </w:sdt>
       <w:sdt>
         <w:sdtPr>
-          <w:id w:val="510260669"/>
+          <w:id w:val="-1673815589"/>
           <w:tag w:val="goog_rdk_39"/>
         </w:sdtPr>
         <w:sdtContent>
@@ -1349,7 +1349,7 @@
       </w:sdt>
       <w:sdt>
         <w:sdtPr>
-          <w:id w:val="386978259"/>
+          <w:id w:val="-666700442"/>
           <w:tag w:val="goog_rdk_40"/>
         </w:sdtPr>
         <w:sdtContent>
@@ -1381,7 +1381,7 @@
       </w:pPr>
       <w:sdt>
         <w:sdtPr>
-          <w:id w:val="1539254894"/>
+          <w:id w:val="1372653988"/>
           <w:tag w:val="goog_rdk_41"/>
         </w:sdtPr>
         <w:sdtContent>
@@ -1396,7 +1396,7 @@
       </w:sdt>
       <w:sdt>
         <w:sdtPr>
-          <w:id w:val="1718631476"/>
+          <w:id w:val="-1974964024"/>
           <w:tag w:val="goog_rdk_42"/>
         </w:sdtPr>
         <w:sdtContent>
@@ -1412,7 +1412,7 @@
       </w:sdt>
       <w:sdt>
         <w:sdtPr>
-          <w:id w:val="-1407504"/>
+          <w:id w:val="-1423211447"/>
           <w:tag w:val="goog_rdk_43"/>
         </w:sdtPr>
         <w:sdtContent>
@@ -1444,7 +1444,7 @@
       </w:pPr>
       <w:sdt>
         <w:sdtPr>
-          <w:id w:val="-1984984927"/>
+          <w:id w:val="-80877200"/>
           <w:tag w:val="goog_rdk_44"/>
         </w:sdtPr>
         <w:sdtContent>
@@ -1459,7 +1459,7 @@
       </w:sdt>
       <w:sdt>
         <w:sdtPr>
-          <w:id w:val="1387576598"/>
+          <w:id w:val="-2051973352"/>
           <w:tag w:val="goog_rdk_45"/>
         </w:sdtPr>
         <w:sdtContent>
@@ -1475,7 +1475,7 @@
       </w:sdt>
       <w:sdt>
         <w:sdtPr>
-          <w:id w:val="-1420784909"/>
+          <w:id w:val="1246479573"/>
           <w:tag w:val="goog_rdk_46"/>
         </w:sdtPr>
         <w:sdtContent>
@@ -1490,7 +1490,7 @@
       </w:sdt>
       <w:sdt>
         <w:sdtPr>
-          <w:id w:val="-1162358634"/>
+          <w:id w:val="-863384539"/>
           <w:tag w:val="goog_rdk_47"/>
         </w:sdtPr>
         <w:sdtContent>
@@ -1528,7 +1528,7 @@
       </w:pPr>
       <w:sdt>
         <w:sdtPr>
-          <w:id w:val="-621282477"/>
+          <w:id w:val="1523136235"/>
           <w:tag w:val="goog_rdk_48"/>
         </w:sdtPr>
         <w:sdtContent>
@@ -1565,7 +1565,7 @@
       </w:pPr>
       <w:sdt>
         <w:sdtPr>
-          <w:id w:val="-1091920478"/>
+          <w:id w:val="-1216133066"/>
           <w:tag w:val="goog_rdk_49"/>
         </w:sdtPr>
         <w:sdtContent>
@@ -1582,7 +1582,7 @@
       </w:sdt>
       <w:sdt>
         <w:sdtPr>
-          <w:id w:val="282893347"/>
+          <w:id w:val="-101493612"/>
           <w:tag w:val="goog_rdk_50"/>
         </w:sdtPr>
         <w:sdtContent>
@@ -1607,14 +1607,14 @@
           <w:ilvl w:val="0"/>
           <w:numId w:val="13"/>
         </w:numPr>
-        <w:ind w:left="720" w:hanging="360"/>
+        <w:ind w:left="1440" w:hanging="360"/>
         <w:rPr>
           <w:u w:val="none"/>
         </w:rPr>
       </w:pPr>
       <w:sdt>
         <w:sdtPr>
-          <w:id w:val="807495544"/>
+          <w:id w:val="-1590971737"/>
           <w:tag w:val="goog_rdk_51"/>
         </w:sdtPr>
         <w:sdtContent>
@@ -1629,7 +1629,7 @@
       </w:sdt>
       <w:sdt>
         <w:sdtPr>
-          <w:id w:val="2119032219"/>
+          <w:id w:val="293908493"/>
           <w:tag w:val="goog_rdk_52"/>
         </w:sdtPr>
         <w:sdtContent>
@@ -1646,7 +1646,7 @@
       </w:sdt>
       <w:sdt>
         <w:sdtPr>
-          <w:id w:val="-197888160"/>
+          <w:id w:val="-6008896"/>
           <w:tag w:val="goog_rdk_53"/>
         </w:sdtPr>
         <w:sdtContent>
@@ -1671,14 +1671,14 @@
           <w:ilvl w:val="0"/>
           <w:numId w:val="13"/>
         </w:numPr>
-        <w:ind w:left="720" w:hanging="360"/>
+        <w:ind w:left="1440" w:hanging="360"/>
         <w:rPr>
           <w:u w:val="none"/>
         </w:rPr>
       </w:pPr>
       <w:sdt>
         <w:sdtPr>
-          <w:id w:val="-2141075829"/>
+          <w:id w:val="138106011"/>
           <w:tag w:val="goog_rdk_54"/>
         </w:sdtPr>
         <w:sdtContent>
@@ -1693,7 +1693,7 @@
       </w:sdt>
       <w:sdt>
         <w:sdtPr>
-          <w:id w:val="1944862461"/>
+          <w:id w:val="-1013170668"/>
           <w:tag w:val="goog_rdk_55"/>
         </w:sdtPr>
         <w:sdtContent>
@@ -1710,7 +1710,7 @@
       </w:sdt>
       <w:sdt>
         <w:sdtPr>
-          <w:id w:val="1687299581"/>
+          <w:id w:val="-1600826883"/>
           <w:tag w:val="goog_rdk_56"/>
         </w:sdtPr>
         <w:sdtContent>
@@ -1725,7 +1725,7 @@
       </w:sdt>
       <w:sdt>
         <w:sdtPr>
-          <w:id w:val="-1796957712"/>
+          <w:id w:val="-830465106"/>
           <w:tag w:val="goog_rdk_57"/>
         </w:sdtPr>
         <w:sdtContent>
@@ -1742,7 +1742,7 @@
       </w:sdt>
       <w:sdt>
         <w:sdtPr>
-          <w:id w:val="353193888"/>
+          <w:id w:val="141177529"/>
           <w:tag w:val="goog_rdk_58"/>
         </w:sdtPr>
         <w:sdtContent>
@@ -1830,7 +1830,7 @@
             </w:pPr>
             <w:sdt>
               <w:sdtPr>
-                <w:id w:val="1468995221"/>
+                <w:id w:val="1821763538"/>
                 <w:tag w:val="goog_rdk_59"/>
               </w:sdtPr>
               <w:sdtContent>
@@ -1873,7 +1873,7 @@
             </w:pPr>
             <w:sdt>
               <w:sdtPr>
-                <w:id w:val="-1543575014"/>
+                <w:id w:val="-694549177"/>
                 <w:tag w:val="goog_rdk_60"/>
               </w:sdtPr>
               <w:sdtContent>
@@ -1916,7 +1916,7 @@
             </w:pPr>
             <w:sdt>
               <w:sdtPr>
-                <w:id w:val="-1315542525"/>
+                <w:id w:val="631791356"/>
                 <w:tag w:val="goog_rdk_61"/>
               </w:sdtPr>
               <w:sdtContent>
@@ -1959,7 +1959,7 @@
             </w:pPr>
             <w:sdt>
               <w:sdtPr>
-                <w:id w:val="1046057208"/>
+                <w:id w:val="-1133453731"/>
                 <w:tag w:val="goog_rdk_62"/>
               </w:sdtPr>
               <w:sdtContent>
@@ -2011,7 +2011,7 @@
             </w:pPr>
             <w:sdt>
               <w:sdtPr>
-                <w:id w:val="2086891833"/>
+                <w:id w:val="-1487579445"/>
                 <w:tag w:val="goog_rdk_63"/>
               </w:sdtPr>
               <w:sdtContent>
@@ -2066,7 +2066,7 @@
             </w:pPr>
             <w:sdt>
               <w:sdtPr>
-                <w:id w:val="133319823"/>
+                <w:id w:val="820506540"/>
                 <w:tag w:val="goog_rdk_64"/>
               </w:sdtPr>
               <w:sdtContent>
@@ -2111,7 +2111,7 @@
             </w:pPr>
             <w:sdt>
               <w:sdtPr>
-                <w:id w:val="1621517071"/>
+                <w:id w:val="-1421418517"/>
                 <w:tag w:val="goog_rdk_65"/>
               </w:sdtPr>
               <w:sdtContent>
@@ -2134,7 +2134,7 @@
             </w:r>
             <w:sdt>
               <w:sdtPr>
-                <w:id w:val="-1068815398"/>
+                <w:id w:val="853254783"/>
                 <w:tag w:val="goog_rdk_66"/>
               </w:sdtPr>
               <w:sdtContent>
@@ -2178,7 +2178,7 @@
             </w:pPr>
             <w:sdt>
               <w:sdtPr>
-                <w:id w:val="-2134041328"/>
+                <w:id w:val="836185465"/>
                 <w:tag w:val="goog_rdk_67"/>
               </w:sdtPr>
               <w:sdtContent>
@@ -2203,7 +2203,7 @@
             </w:pPr>
             <w:sdt>
               <w:sdtPr>
-                <w:id w:val="1366980491"/>
+                <w:id w:val="-287288906"/>
                 <w:tag w:val="goog_rdk_68"/>
               </w:sdtPr>
               <w:sdtContent>
@@ -2255,7 +2255,7 @@
             </w:pPr>
             <w:sdt>
               <w:sdtPr>
-                <w:id w:val="1601807714"/>
+                <w:id w:val="589007839"/>
                 <w:tag w:val="goog_rdk_69"/>
               </w:sdtPr>
               <w:sdtContent>
@@ -2310,7 +2310,7 @@
             </w:pPr>
             <w:sdt>
               <w:sdtPr>
-                <w:id w:val="-714059909"/>
+                <w:id w:val="64326471"/>
                 <w:tag w:val="goog_rdk_70"/>
               </w:sdtPr>
               <w:sdtContent>
@@ -2355,7 +2355,7 @@
             </w:pPr>
             <w:sdt>
               <w:sdtPr>
-                <w:id w:val="-1701163570"/>
+                <w:id w:val="-715987624"/>
                 <w:tag w:val="goog_rdk_71"/>
               </w:sdtPr>
               <w:sdtContent>
@@ -2378,7 +2378,7 @@
             </w:r>
             <w:sdt>
               <w:sdtPr>
-                <w:id w:val="2041883335"/>
+                <w:id w:val="-655230239"/>
                 <w:tag w:val="goog_rdk_72"/>
               </w:sdtPr>
               <w:sdtContent>
@@ -2422,7 +2422,7 @@
             </w:pPr>
             <w:sdt>
               <w:sdtPr>
-                <w:id w:val="-1309206461"/>
+                <w:id w:val="1282972698"/>
                 <w:tag w:val="goog_rdk_73"/>
               </w:sdtPr>
               <w:sdtContent>
@@ -2473,7 +2473,7 @@
       </w:pPr>
       <w:sdt>
         <w:sdtPr>
-          <w:id w:val="-2100032743"/>
+          <w:id w:val="-419405187"/>
           <w:tag w:val="goog_rdk_74"/>
         </w:sdtPr>
         <w:sdtContent>
@@ -2507,7 +2507,7 @@
       </w:pPr>
       <w:sdt>
         <w:sdtPr>
-          <w:id w:val="924730077"/>
+          <w:id w:val="2072296553"/>
           <w:tag w:val="goog_rdk_75"/>
         </w:sdtPr>
         <w:sdtContent>
@@ -2522,7 +2522,7 @@
       </w:sdt>
       <w:sdt>
         <w:sdtPr>
-          <w:id w:val="-1756276805"/>
+          <w:id w:val="-1893185731"/>
           <w:tag w:val="goog_rdk_76"/>
         </w:sdtPr>
         <w:sdtContent>
@@ -2539,7 +2539,7 @@
       </w:sdt>
       <w:sdt>
         <w:sdtPr>
-          <w:id w:val="-1630266701"/>
+          <w:id w:val="-521221544"/>
           <w:tag w:val="goog_rdk_77"/>
         </w:sdtPr>
         <w:sdtContent>
@@ -2571,7 +2571,7 @@
       </w:pPr>
       <w:sdt>
         <w:sdtPr>
-          <w:id w:val="1113044049"/>
+          <w:id w:val="-1843186843"/>
           <w:tag w:val="goog_rdk_78"/>
         </w:sdtPr>
         <w:sdtContent>
@@ -2609,7 +2609,7 @@
       </w:r>
       <w:sdt>
         <w:sdtPr>
-          <w:id w:val="130580913"/>
+          <w:id w:val="-2053590840"/>
           <w:tag w:val="goog_rdk_79"/>
         </w:sdtPr>
         <w:sdtContent>
@@ -2626,7 +2626,7 @@
       </w:sdt>
       <w:sdt>
         <w:sdtPr>
-          <w:id w:val="550456559"/>
+          <w:id w:val="225030487"/>
           <w:tag w:val="goog_rdk_80"/>
         </w:sdtPr>
         <w:sdtContent>
@@ -2664,7 +2664,7 @@
       </w:r>
       <w:sdt>
         <w:sdtPr>
-          <w:id w:val="-644431277"/>
+          <w:id w:val="1939575978"/>
           <w:tag w:val="goog_rdk_81"/>
         </w:sdtPr>
         <w:sdtContent>
@@ -2681,7 +2681,7 @@
       </w:sdt>
       <w:sdt>
         <w:sdtPr>
-          <w:id w:val="-2077992124"/>
+          <w:id w:val="250701572"/>
           <w:tag w:val="goog_rdk_82"/>
         </w:sdtPr>
         <w:sdtContent>
@@ -2719,7 +2719,7 @@
       </w:r>
       <w:sdt>
         <w:sdtPr>
-          <w:id w:val="943365465"/>
+          <w:id w:val="-238514637"/>
           <w:tag w:val="goog_rdk_83"/>
         </w:sdtPr>
         <w:sdtContent>
@@ -2736,7 +2736,7 @@
       </w:sdt>
       <w:sdt>
         <w:sdtPr>
-          <w:id w:val="624948186"/>
+          <w:id w:val="-171445596"/>
           <w:tag w:val="goog_rdk_84"/>
         </w:sdtPr>
         <w:sdtContent>
@@ -2761,7 +2761,7 @@
       </w:pPr>
       <w:sdt>
         <w:sdtPr>
-          <w:id w:val="628076005"/>
+          <w:id w:val="1028362869"/>
           <w:tag w:val="goog_rdk_85"/>
         </w:sdtPr>
         <w:sdtContent>
@@ -2778,7 +2778,7 @@
       </w:sdt>
       <w:sdt>
         <w:sdtPr>
-          <w:id w:val="740708013"/>
+          <w:id w:val="2087480252"/>
           <w:tag w:val="goog_rdk_86"/>
         </w:sdtPr>
         <w:sdtContent>
@@ -2810,7 +2810,7 @@
       </w:pPr>
       <w:sdt>
         <w:sdtPr>
-          <w:id w:val="1763610502"/>
+          <w:id w:val="-1392572155"/>
           <w:tag w:val="goog_rdk_87"/>
         </w:sdtPr>
         <w:sdtContent>
@@ -2825,7 +2825,7 @@
       </w:sdt>
       <w:sdt>
         <w:sdtPr>
-          <w:id w:val="-1113154066"/>
+          <w:id w:val="461615812"/>
           <w:tag w:val="goog_rdk_88"/>
         </w:sdtPr>
         <w:sdtContent>
@@ -2842,7 +2842,7 @@
       </w:sdt>
       <w:sdt>
         <w:sdtPr>
-          <w:id w:val="1045259390"/>
+          <w:id w:val="1977801024"/>
           <w:tag w:val="goog_rdk_89"/>
         </w:sdtPr>
         <w:sdtContent>
@@ -2857,7 +2857,7 @@
       </w:sdt>
       <w:sdt>
         <w:sdtPr>
-          <w:id w:val="482652076"/>
+          <w:id w:val="2124540902"/>
           <w:tag w:val="goog_rdk_90"/>
         </w:sdtPr>
         <w:sdtContent>
@@ -2874,7 +2874,7 @@
       </w:sdt>
       <w:sdt>
         <w:sdtPr>
-          <w:id w:val="1899995396"/>
+          <w:id w:val="101838015"/>
           <w:tag w:val="goog_rdk_91"/>
         </w:sdtPr>
         <w:sdtContent>
@@ -2912,7 +2912,7 @@
       </w:r>
       <w:sdt>
         <w:sdtPr>
-          <w:id w:val="1766121126"/>
+          <w:id w:val="-1146762590"/>
           <w:tag w:val="goog_rdk_92"/>
         </w:sdtPr>
         <w:sdtContent>
@@ -2935,7 +2935,7 @@
       </w:r>
       <w:sdt>
         <w:sdtPr>
-          <w:id w:val="1607157170"/>
+          <w:id w:val="-1212321646"/>
           <w:tag w:val="goog_rdk_93"/>
         </w:sdtPr>
         <w:sdtContent>
@@ -2952,7 +2952,7 @@
       </w:sdt>
       <w:sdt>
         <w:sdtPr>
-          <w:id w:val="340203590"/>
+          <w:id w:val="1976080488"/>
           <w:tag w:val="goog_rdk_94"/>
         </w:sdtPr>
         <w:sdtContent>
@@ -2967,7 +2967,7 @@
       </w:sdt>
       <w:sdt>
         <w:sdtPr>
-          <w:id w:val="-727195315"/>
+          <w:id w:val="-1738189274"/>
           <w:tag w:val="goog_rdk_95"/>
         </w:sdtPr>
         <w:sdtContent>
@@ -2984,7 +2984,7 @@
       </w:sdt>
       <w:sdt>
         <w:sdtPr>
-          <w:id w:val="1063647887"/>
+          <w:id w:val="-900722285"/>
           <w:tag w:val="goog_rdk_96"/>
         </w:sdtPr>
         <w:sdtContent>
@@ -2999,7 +2999,7 @@
       </w:sdt>
       <w:sdt>
         <w:sdtPr>
-          <w:id w:val="1407060806"/>
+          <w:id w:val="234477243"/>
           <w:tag w:val="goog_rdk_97"/>
         </w:sdtPr>
         <w:sdtContent>
@@ -3016,7 +3016,7 @@
       </w:sdt>
       <w:sdt>
         <w:sdtPr>
-          <w:id w:val="-1633989014"/>
+          <w:id w:val="-201490141"/>
           <w:tag w:val="goog_rdk_98"/>
         </w:sdtPr>
         <w:sdtContent>
@@ -3054,7 +3054,7 @@
       </w:r>
       <w:sdt>
         <w:sdtPr>
-          <w:id w:val="1472475255"/>
+          <w:id w:val="738853253"/>
           <w:tag w:val="goog_rdk_99"/>
         </w:sdtPr>
         <w:sdtContent>
@@ -3071,7 +3071,7 @@
       </w:sdt>
       <w:sdt>
         <w:sdtPr>
-          <w:id w:val="-512007652"/>
+          <w:id w:val="-1104691031"/>
           <w:tag w:val="goog_rdk_100"/>
         </w:sdtPr>
         <w:sdtContent>
@@ -3086,7 +3086,7 @@
       </w:sdt>
       <w:sdt>
         <w:sdtPr>
-          <w:id w:val="-1923098170"/>
+          <w:id w:val="-1159752384"/>
           <w:tag w:val="goog_rdk_101"/>
         </w:sdtPr>
         <w:sdtContent>
@@ -3103,7 +3103,7 @@
       </w:sdt>
       <w:sdt>
         <w:sdtPr>
-          <w:id w:val="-1586689864"/>
+          <w:id w:val="-819725318"/>
           <w:tag w:val="goog_rdk_102"/>
         </w:sdtPr>
         <w:sdtContent>
@@ -3118,7 +3118,7 @@
       </w:sdt>
       <w:sdt>
         <w:sdtPr>
-          <w:id w:val="315676195"/>
+          <w:id w:val="-106387550"/>
           <w:tag w:val="goog_rdk_103"/>
         </w:sdtPr>
         <w:sdtContent>
@@ -3135,7 +3135,7 @@
       </w:sdt>
       <w:sdt>
         <w:sdtPr>
-          <w:id w:val="-526631049"/>
+          <w:id w:val="1299931461"/>
           <w:tag w:val="goog_rdk_104"/>
         </w:sdtPr>
         <w:sdtContent>
@@ -3160,7 +3160,7 @@
       </w:pPr>
       <w:sdt>
         <w:sdtPr>
-          <w:id w:val="1960697687"/>
+          <w:id w:val="2010375543"/>
           <w:tag w:val="goog_rdk_105"/>
         </w:sdtPr>
         <w:sdtContent>
@@ -3177,7 +3177,7 @@
       </w:sdt>
       <w:sdt>
         <w:sdtPr>
-          <w:id w:val="348242594"/>
+          <w:id w:val="-1700127117"/>
           <w:tag w:val="goog_rdk_106"/>
         </w:sdtPr>
         <w:sdtContent>
@@ -3209,7 +3209,7 @@
       </w:pPr>
       <w:sdt>
         <w:sdtPr>
-          <w:id w:val="-267342895"/>
+          <w:id w:val="2026661726"/>
           <w:tag w:val="goog_rdk_107"/>
         </w:sdtPr>
         <w:sdtContent>
@@ -3224,7 +3224,7 @@
       </w:sdt>
       <w:sdt>
         <w:sdtPr>
-          <w:id w:val="-642117326"/>
+          <w:id w:val="-1559867518"/>
           <w:tag w:val="goog_rdk_108"/>
         </w:sdtPr>
         <w:sdtContent>
@@ -3241,7 +3241,7 @@
       </w:sdt>
       <w:sdt>
         <w:sdtPr>
-          <w:id w:val="-1203141183"/>
+          <w:id w:val="-326212296"/>
           <w:tag w:val="goog_rdk_109"/>
         </w:sdtPr>
         <w:sdtContent>
@@ -3279,7 +3279,7 @@
       </w:r>
       <w:sdt>
         <w:sdtPr>
-          <w:id w:val="-829775219"/>
+          <w:id w:val="1261684289"/>
           <w:tag w:val="goog_rdk_110"/>
         </w:sdtPr>
         <w:sdtContent>
@@ -3296,7 +3296,7 @@
       </w:sdt>
       <w:sdt>
         <w:sdtPr>
-          <w:id w:val="-1919888403"/>
+          <w:id w:val="1600013861"/>
           <w:tag w:val="goog_rdk_111"/>
         </w:sdtPr>
         <w:sdtContent>
@@ -3311,7 +3311,7 @@
       </w:sdt>
       <w:sdt>
         <w:sdtPr>
-          <w:id w:val="-467904313"/>
+          <w:id w:val="-1435252535"/>
           <w:tag w:val="goog_rdk_112"/>
         </w:sdtPr>
         <w:sdtContent>
@@ -3328,7 +3328,7 @@
       </w:sdt>
       <w:sdt>
         <w:sdtPr>
-          <w:id w:val="544158294"/>
+          <w:id w:val="1602214512"/>
           <w:tag w:val="goog_rdk_113"/>
         </w:sdtPr>
         <w:sdtContent>
@@ -3366,7 +3366,7 @@
       </w:r>
       <w:sdt>
         <w:sdtPr>
-          <w:id w:val="-471962632"/>
+          <w:id w:val="1148072300"/>
           <w:tag w:val="goog_rdk_114"/>
         </w:sdtPr>
         <w:sdtContent>
@@ -3389,7 +3389,7 @@
       </w:r>
       <w:sdt>
         <w:sdtPr>
-          <w:id w:val="293274265"/>
+          <w:id w:val="-1050429263"/>
           <w:tag w:val="goog_rdk_115"/>
         </w:sdtPr>
         <w:sdtContent>
@@ -3404,7 +3404,7 @@
       </w:sdt>
       <w:sdt>
         <w:sdtPr>
-          <w:id w:val="234182203"/>
+          <w:id w:val="922979763"/>
           <w:tag w:val="goog_rdk_116"/>
         </w:sdtPr>
         <w:sdtContent>
@@ -3421,7 +3421,7 @@
       </w:sdt>
       <w:sdt>
         <w:sdtPr>
-          <w:id w:val="693409343"/>
+          <w:id w:val="765266237"/>
           <w:tag w:val="goog_rdk_117"/>
         </w:sdtPr>
         <w:sdtContent>
@@ -3436,7 +3436,7 @@
       </w:sdt>
       <w:sdt>
         <w:sdtPr>
-          <w:id w:val="114132398"/>
+          <w:id w:val="395191996"/>
           <w:tag w:val="goog_rdk_118"/>
         </w:sdtPr>
         <w:sdtContent>
@@ -3453,7 +3453,7 @@
       </w:sdt>
       <w:sdt>
         <w:sdtPr>
-          <w:id w:val="-1640475003"/>
+          <w:id w:val="1347568160"/>
           <w:tag w:val="goog_rdk_119"/>
         </w:sdtPr>
         <w:sdtContent>
@@ -3494,7 +3494,7 @@
       </w:pPr>
       <w:sdt>
         <w:sdtPr>
-          <w:id w:val="-1960717299"/>
+          <w:id w:val="-252571356"/>
           <w:tag w:val="goog_rdk_120"/>
         </w:sdtPr>
         <w:sdtContent>
@@ -3531,7 +3531,7 @@
       </w:pPr>
       <w:sdt>
         <w:sdtPr>
-          <w:id w:val="1558220742"/>
+          <w:id w:val="1811912416"/>
           <w:tag w:val="goog_rdk_121"/>
         </w:sdtPr>
         <w:sdtContent>
@@ -3548,7 +3548,7 @@
       </w:sdt>
       <w:sdt>
         <w:sdtPr>
-          <w:id w:val="1946291521"/>
+          <w:id w:val="-952455688"/>
           <w:tag w:val="goog_rdk_122"/>
         </w:sdtPr>
         <w:sdtContent>
@@ -3580,7 +3580,7 @@
       </w:pPr>
       <w:sdt>
         <w:sdtPr>
-          <w:id w:val="-1176059425"/>
+          <w:id w:val="-1853218914"/>
           <w:tag w:val="goog_rdk_123"/>
         </w:sdtPr>
         <w:sdtContent>
@@ -3597,7 +3597,7 @@
       </w:sdt>
       <w:sdt>
         <w:sdtPr>
-          <w:id w:val="-362412907"/>
+          <w:id w:val="679885413"/>
           <w:tag w:val="goog_rdk_124"/>
         </w:sdtPr>
         <w:sdtContent>
@@ -3612,7 +3612,7 @@
       </w:sdt>
       <w:sdt>
         <w:sdtPr>
-          <w:id w:val="963549873"/>
+          <w:id w:val="839843574"/>
           <w:tag w:val="goog_rdk_125"/>
         </w:sdtPr>
         <w:sdtContent>
@@ -3628,7 +3628,7 @@
       </w:sdt>
       <w:sdt>
         <w:sdtPr>
-          <w:id w:val="2006842740"/>
+          <w:id w:val="2078693717"/>
           <w:tag w:val="goog_rdk_126"/>
         </w:sdtPr>
         <w:sdtContent>
@@ -3643,7 +3643,7 @@
       </w:sdt>
       <w:sdt>
         <w:sdtPr>
-          <w:id w:val="719519958"/>
+          <w:id w:val="-2083912543"/>
           <w:tag w:val="goog_rdk_127"/>
         </w:sdtPr>
         <w:sdtContent>
@@ -3659,7 +3659,7 @@
       </w:sdt>
       <w:sdt>
         <w:sdtPr>
-          <w:id w:val="498691652"/>
+          <w:id w:val="-404310823"/>
           <w:tag w:val="goog_rdk_128"/>
         </w:sdtPr>
         <w:sdtContent>
@@ -3691,7 +3691,7 @@
       </w:pPr>
       <w:sdt>
         <w:sdtPr>
-          <w:id w:val="1076874994"/>
+          <w:id w:val="1864603611"/>
           <w:tag w:val="goog_rdk_129"/>
         </w:sdtPr>
         <w:sdtContent>
@@ -3708,7 +3708,7 @@
       </w:sdt>
       <w:sdt>
         <w:sdtPr>
-          <w:id w:val="1292459900"/>
+          <w:id w:val="836312553"/>
           <w:tag w:val="goog_rdk_130"/>
         </w:sdtPr>
         <w:sdtContent>
@@ -3723,7 +3723,7 @@
       </w:sdt>
       <w:sdt>
         <w:sdtPr>
-          <w:id w:val="-2123815735"/>
+          <w:id w:val="-1817319532"/>
           <w:tag w:val="goog_rdk_131"/>
         </w:sdtPr>
         <w:sdtContent>
@@ -3739,7 +3739,7 @@
       </w:sdt>
       <w:sdt>
         <w:sdtPr>
-          <w:id w:val="1651763167"/>
+          <w:id w:val="-552022012"/>
           <w:tag w:val="goog_rdk_132"/>
         </w:sdtPr>
         <w:sdtContent>
@@ -3771,7 +3771,7 @@
       </w:pPr>
       <w:sdt>
         <w:sdtPr>
-          <w:id w:val="-1585744860"/>
+          <w:id w:val="-623532100"/>
           <w:tag w:val="goog_rdk_133"/>
         </w:sdtPr>
         <w:sdtContent>
@@ -3788,7 +3788,7 @@
       </w:sdt>
       <w:sdt>
         <w:sdtPr>
-          <w:id w:val="564302316"/>
+          <w:id w:val="275560963"/>
           <w:tag w:val="goog_rdk_134"/>
         </w:sdtPr>
         <w:sdtContent>
@@ -3803,7 +3803,7 @@
       </w:sdt>
       <w:sdt>
         <w:sdtPr>
-          <w:id w:val="-997348617"/>
+          <w:id w:val="-276111685"/>
           <w:tag w:val="goog_rdk_135"/>
         </w:sdtPr>
         <w:sdtContent>
@@ -3819,7 +3819,7 @@
       </w:sdt>
       <w:sdt>
         <w:sdtPr>
-          <w:id w:val="510502105"/>
+          <w:id w:val="264958213"/>
           <w:tag w:val="goog_rdk_136"/>
         </w:sdtPr>
         <w:sdtContent>
@@ -3834,7 +3834,7 @@
       </w:sdt>
       <w:sdt>
         <w:sdtPr>
-          <w:id w:val="-546234369"/>
+          <w:id w:val="-2090170457"/>
           <w:tag w:val="goog_rdk_137"/>
         </w:sdtPr>
         <w:sdtContent>
@@ -3850,7 +3850,7 @@
       </w:sdt>
       <w:sdt>
         <w:sdtPr>
-          <w:id w:val="1317182829"/>
+          <w:id w:val="-935481012"/>
           <w:tag w:val="goog_rdk_138"/>
         </w:sdtPr>
         <w:sdtContent>
@@ -3865,7 +3865,7 @@
       </w:sdt>
       <w:sdt>
         <w:sdtPr>
-          <w:id w:val="2131830097"/>
+          <w:id w:val="1127877630"/>
           <w:tag w:val="goog_rdk_139"/>
         </w:sdtPr>
         <w:sdtContent>
@@ -3881,7 +3881,7 @@
       </w:sdt>
       <w:sdt>
         <w:sdtPr>
-          <w:id w:val="-1755032791"/>
+          <w:id w:val="1892455119"/>
           <w:tag w:val="goog_rdk_140"/>
         </w:sdtPr>
         <w:sdtContent>
@@ -3896,7 +3896,7 @@
       </w:sdt>
       <w:sdt>
         <w:sdtPr>
-          <w:id w:val="-1450285366"/>
+          <w:id w:val="-1173235374"/>
           <w:tag w:val="goog_rdk_141"/>
         </w:sdtPr>
         <w:sdtContent>
@@ -3914,7 +3914,7 @@
       </w:sdt>
       <w:sdt>
         <w:sdtPr>
-          <w:id w:val="1908905741"/>
+          <w:id w:val="-1940729261"/>
           <w:tag w:val="goog_rdk_142"/>
         </w:sdtPr>
         <w:sdtContent>
@@ -3946,7 +3946,7 @@
       </w:pPr>
       <w:sdt>
         <w:sdtPr>
-          <w:id w:val="-1227852924"/>
+          <w:id w:val="-1532716670"/>
           <w:tag w:val="goog_rdk_143"/>
         </w:sdtPr>
         <w:sdtContent>
@@ -3963,7 +3963,7 @@
       </w:sdt>
       <w:sdt>
         <w:sdtPr>
-          <w:id w:val="37176804"/>
+          <w:id w:val="458610135"/>
           <w:tag w:val="goog_rdk_144"/>
         </w:sdtPr>
         <w:sdtContent>
@@ -3978,7 +3978,7 @@
       </w:sdt>
       <w:sdt>
         <w:sdtPr>
-          <w:id w:val="639245725"/>
+          <w:id w:val="-1595618410"/>
           <w:tag w:val="goog_rdk_145"/>
         </w:sdtPr>
         <w:sdtContent>
@@ -3994,7 +3994,7 @@
       </w:sdt>
       <w:sdt>
         <w:sdtPr>
-          <w:id w:val="-334030909"/>
+          <w:id w:val="-126005350"/>
           <w:tag w:val="goog_rdk_146"/>
         </w:sdtPr>
         <w:sdtContent>
@@ -4009,7 +4009,7 @@
       </w:sdt>
       <w:sdt>
         <w:sdtPr>
-          <w:id w:val="802392921"/>
+          <w:id w:val="35833815"/>
           <w:tag w:val="goog_rdk_147"/>
         </w:sdtPr>
         <w:sdtContent>
@@ -4025,7 +4025,7 @@
       </w:sdt>
       <w:sdt>
         <w:sdtPr>
-          <w:id w:val="-942886257"/>
+          <w:id w:val="-159342201"/>
           <w:tag w:val="goog_rdk_148"/>
         </w:sdtPr>
         <w:sdtContent>
@@ -4057,7 +4057,7 @@
       </w:pPr>
       <w:sdt>
         <w:sdtPr>
-          <w:id w:val="-662230871"/>
+          <w:id w:val="1792634390"/>
           <w:tag w:val="goog_rdk_149"/>
         </w:sdtPr>
         <w:sdtContent>
@@ -4074,7 +4074,7 @@
       </w:sdt>
       <w:sdt>
         <w:sdtPr>
-          <w:id w:val="1800060406"/>
+          <w:id w:val="2104715619"/>
           <w:tag w:val="goog_rdk_150"/>
         </w:sdtPr>
         <w:sdtContent>
@@ -4089,7 +4089,7 @@
       </w:sdt>
       <w:sdt>
         <w:sdtPr>
-          <w:id w:val="-1170419589"/>
+          <w:id w:val="-1275066618"/>
           <w:tag w:val="goog_rdk_151"/>
         </w:sdtPr>
         <w:sdtContent>
@@ -4106,7 +4106,7 @@
       </w:sdt>
       <w:sdt>
         <w:sdtPr>
-          <w:id w:val="95551203"/>
+          <w:id w:val="1066751142"/>
           <w:tag w:val="goog_rdk_152"/>
         </w:sdtPr>
         <w:sdtContent>
@@ -4121,7 +4121,7 @@
       </w:sdt>
       <w:sdt>
         <w:sdtPr>
-          <w:id w:val="1446042938"/>
+          <w:id w:val="1914443375"/>
           <w:tag w:val="goog_rdk_153"/>
         </w:sdtPr>
         <w:sdtContent>
@@ -4138,7 +4138,7 @@
       </w:sdt>
       <w:sdt>
         <w:sdtPr>
-          <w:id w:val="-1753693347"/>
+          <w:id w:val="-1184389918"/>
           <w:tag w:val="goog_rdk_154"/>
         </w:sdtPr>
         <w:sdtContent>
@@ -4181,7 +4181,7 @@
       </w:pPr>
       <w:sdt>
         <w:sdtPr>
-          <w:id w:val="815463730"/>
+          <w:id w:val="-357161213"/>
           <w:tag w:val="goog_rdk_155"/>
         </w:sdtPr>
         <w:sdtContent>
@@ -4209,7 +4209,7 @@
       </w:pPr>
       <w:sdt>
         <w:sdtPr>
-          <w:id w:val="1086921315"/>
+          <w:id w:val="-1072888512"/>
           <w:tag w:val="goog_rdk_156"/>
         </w:sdtPr>
         <w:sdtContent>
@@ -4226,7 +4226,7 @@
       </w:sdt>
       <w:sdt>
         <w:sdtPr>
-          <w:id w:val="85127569"/>
+          <w:id w:val="-1518283742"/>
           <w:tag w:val="goog_rdk_157"/>
         </w:sdtPr>
         <w:sdtContent>
@@ -4241,7 +4241,7 @@
       </w:sdt>
       <w:sdt>
         <w:sdtPr>
-          <w:id w:val="-1412783538"/>
+          <w:id w:val="2048824642"/>
           <w:tag w:val="goog_rdk_158"/>
         </w:sdtPr>
         <w:sdtContent>
@@ -4258,7 +4258,7 @@
       </w:sdt>
       <w:sdt>
         <w:sdtPr>
-          <w:id w:val="979344394"/>
+          <w:id w:val="-1817079585"/>
           <w:tag w:val="goog_rdk_159"/>
         </w:sdtPr>
         <w:sdtContent>
@@ -4320,7 +4320,7 @@
       </w:pPr>
       <w:sdt>
         <w:sdtPr>
-          <w:id w:val="-124457431"/>
+          <w:id w:val="-60075697"/>
           <w:tag w:val="goog_rdk_160"/>
         </w:sdtPr>
         <w:sdtContent>
@@ -4360,7 +4360,7 @@
       </w:pPr>
       <w:sdt>
         <w:sdtPr>
-          <w:id w:val="845086252"/>
+          <w:id w:val="1912534519"/>
           <w:tag w:val="goog_rdk_161"/>
         </w:sdtPr>
         <w:sdtContent>
@@ -4387,7 +4387,7 @@
       </w:pPr>
       <w:sdt>
         <w:sdtPr>
-          <w:id w:val="-1059862384"/>
+          <w:id w:val="63255629"/>
           <w:tag w:val="goog_rdk_162"/>
         </w:sdtPr>
         <w:sdtContent>
@@ -4402,7 +4402,7 @@
       </w:sdt>
       <w:sdt>
         <w:sdtPr>
-          <w:id w:val="-595849499"/>
+          <w:id w:val="-156199547"/>
           <w:tag w:val="goog_rdk_163"/>
         </w:sdtPr>
         <w:sdtContent>
@@ -4419,7 +4419,7 @@
       </w:sdt>
       <w:sdt>
         <w:sdtPr>
-          <w:id w:val="1240913598"/>
+          <w:id w:val="693223539"/>
           <w:tag w:val="goog_rdk_164"/>
         </w:sdtPr>
         <w:sdtContent>
@@ -4434,7 +4434,7 @@
       </w:sdt>
       <w:sdt>
         <w:sdtPr>
-          <w:id w:val="-384725900"/>
+          <w:id w:val="963157482"/>
           <w:tag w:val="goog_rdk_165"/>
         </w:sdtPr>
         <w:sdtContent>
@@ -4451,7 +4451,7 @@
       </w:sdt>
       <w:sdt>
         <w:sdtPr>
-          <w:id w:val="-765829748"/>
+          <w:id w:val="-1643525491"/>
           <w:tag w:val="goog_rdk_166"/>
         </w:sdtPr>
         <w:sdtContent>
@@ -4466,7 +4466,7 @@
       </w:sdt>
       <w:sdt>
         <w:sdtPr>
-          <w:id w:val="1617373306"/>
+          <w:id w:val="-1106261732"/>
           <w:tag w:val="goog_rdk_167"/>
         </w:sdtPr>
         <w:sdtContent>
@@ -4483,7 +4483,7 @@
       </w:sdt>
       <w:sdt>
         <w:sdtPr>
-          <w:id w:val="409940582"/>
+          <w:id w:val="1047441996"/>
           <w:tag w:val="goog_rdk_168"/>
         </w:sdtPr>
         <w:sdtContent>
@@ -4498,7 +4498,7 @@
       </w:sdt>
       <w:sdt>
         <w:sdtPr>
-          <w:id w:val="317241816"/>
+          <w:id w:val="-1680841439"/>
           <w:tag w:val="goog_rdk_169"/>
         </w:sdtPr>
         <w:sdtContent>
@@ -4515,7 +4515,7 @@
       </w:sdt>
       <w:sdt>
         <w:sdtPr>
-          <w:id w:val="381949132"/>
+          <w:id w:val="1463379899"/>
           <w:tag w:val="goog_rdk_170"/>
         </w:sdtPr>
         <w:sdtContent>
@@ -4530,7 +4530,7 @@
       </w:sdt>
       <w:sdt>
         <w:sdtPr>
-          <w:id w:val="537744286"/>
+          <w:id w:val="1419079662"/>
           <w:tag w:val="goog_rdk_171"/>
         </w:sdtPr>
         <w:sdtContent>
@@ -4547,7 +4547,7 @@
       </w:sdt>
       <w:sdt>
         <w:sdtPr>
-          <w:id w:val="1160969246"/>
+          <w:id w:val="287957291"/>
           <w:tag w:val="goog_rdk_172"/>
         </w:sdtPr>
         <w:sdtContent>
@@ -4595,7 +4595,7 @@
       </w:pPr>
       <w:sdt>
         <w:sdtPr>
-          <w:id w:val="-1738644001"/>
+          <w:id w:val="1431245328"/>
           <w:tag w:val="goog_rdk_173"/>
         </w:sdtPr>
         <w:sdtContent>
@@ -4629,7 +4629,7 @@
       </w:pPr>
       <w:sdt>
         <w:sdtPr>
-          <w:id w:val="312022242"/>
+          <w:id w:val="1667492727"/>
           <w:tag w:val="goog_rdk_174"/>
         </w:sdtPr>
         <w:sdtContent>
@@ -4644,7 +4644,7 @@
       </w:sdt>
       <w:sdt>
         <w:sdtPr>
-          <w:id w:val="1399672143"/>
+          <w:id w:val="-2087847392"/>
           <w:tag w:val="goog_rdk_175"/>
         </w:sdtPr>
         <w:sdtContent>
@@ -4661,7 +4661,7 @@
       </w:sdt>
       <w:sdt>
         <w:sdtPr>
-          <w:id w:val="1403550184"/>
+          <w:id w:val="-80711598"/>
           <w:tag w:val="goog_rdk_176"/>
         </w:sdtPr>
         <w:sdtContent>
@@ -4676,7 +4676,7 @@
       </w:sdt>
       <w:sdt>
         <w:sdtPr>
-          <w:id w:val="1720185942"/>
+          <w:id w:val="907762380"/>
           <w:tag w:val="goog_rdk_177"/>
         </w:sdtPr>
         <w:sdtContent>
@@ -4693,7 +4693,7 @@
       </w:sdt>
       <w:sdt>
         <w:sdtPr>
-          <w:id w:val="-288429698"/>
+          <w:id w:val="2076745193"/>
           <w:tag w:val="goog_rdk_178"/>
         </w:sdtPr>
         <w:sdtContent>
@@ -4708,7 +4708,7 @@
       </w:sdt>
       <w:sdt>
         <w:sdtPr>
-          <w:id w:val="316894236"/>
+          <w:id w:val="72061476"/>
           <w:tag w:val="goog_rdk_179"/>
         </w:sdtPr>
         <w:sdtContent>
@@ -4725,7 +4725,7 @@
       </w:sdt>
       <w:sdt>
         <w:sdtPr>
-          <w:id w:val="2065495982"/>
+          <w:id w:val="859999887"/>
           <w:tag w:val="goog_rdk_180"/>
         </w:sdtPr>
         <w:sdtContent>
@@ -4757,7 +4757,7 @@
       </w:pPr>
       <w:sdt>
         <w:sdtPr>
-          <w:id w:val="2080218311"/>
+          <w:id w:val="-953828354"/>
           <w:tag w:val="goog_rdk_181"/>
         </w:sdtPr>
         <w:sdtContent>
@@ -4795,7 +4795,7 @@
       </w:pPr>
       <w:sdt>
         <w:sdtPr>
-          <w:id w:val="-53638807"/>
+          <w:id w:val="688740461"/>
           <w:tag w:val="goog_rdk_182"/>
         </w:sdtPr>
         <w:sdtContent>
@@ -4829,7 +4829,7 @@
       </w:pPr>
       <w:sdt>
         <w:sdtPr>
-          <w:id w:val="1600485592"/>
+          <w:id w:val="1213904511"/>
           <w:tag w:val="goog_rdk_183"/>
         </w:sdtPr>
         <w:sdtContent>
@@ -4861,7 +4861,7 @@
       </w:pPr>
       <w:sdt>
         <w:sdtPr>
-          <w:id w:val="-1916431317"/>
+          <w:id w:val="-1461410328"/>
           <w:tag w:val="goog_rdk_184"/>
         </w:sdtPr>
         <w:sdtContent>
@@ -4899,7 +4899,7 @@
       </w:pPr>
       <w:sdt>
         <w:sdtPr>
-          <w:id w:val="1613450179"/>
+          <w:id w:val="-2119542147"/>
           <w:tag w:val="goog_rdk_185"/>
         </w:sdtPr>
         <w:sdtContent>
@@ -4933,7 +4933,7 @@
       </w:pPr>
       <w:sdt>
         <w:sdtPr>
-          <w:id w:val="-10458256"/>
+          <w:id w:val="-251511512"/>
           <w:tag w:val="goog_rdk_186"/>
         </w:sdtPr>
         <w:sdtContent>
@@ -4948,7 +4948,7 @@
       </w:sdt>
       <w:sdt>
         <w:sdtPr>
-          <w:id w:val="674305911"/>
+          <w:id w:val="335407414"/>
           <w:tag w:val="goog_rdk_187"/>
         </w:sdtPr>
         <w:sdtContent>
@@ -4965,7 +4965,7 @@
       </w:sdt>
       <w:sdt>
         <w:sdtPr>
-          <w:id w:val="1297948202"/>
+          <w:id w:val="-438953265"/>
           <w:tag w:val="goog_rdk_188"/>
         </w:sdtPr>
         <w:sdtContent>
@@ -4980,7 +4980,7 @@
       </w:sdt>
       <w:sdt>
         <w:sdtPr>
-          <w:id w:val="-1297280289"/>
+          <w:id w:val="476773035"/>
           <w:tag w:val="goog_rdk_189"/>
         </w:sdtPr>
         <w:sdtContent>
@@ -4997,7 +4997,7 @@
       </w:sdt>
       <w:sdt>
         <w:sdtPr>
-          <w:id w:val="-1006261990"/>
+          <w:id w:val="-151781240"/>
           <w:tag w:val="goog_rdk_190"/>
         </w:sdtPr>
         <w:sdtContent>
@@ -5029,7 +5029,7 @@
       </w:pPr>
       <w:sdt>
         <w:sdtPr>
-          <w:id w:val="-206651638"/>
+          <w:id w:val="-1497208449"/>
           <w:tag w:val="goog_rdk_191"/>
         </w:sdtPr>
         <w:sdtContent>
@@ -5044,7 +5044,7 @@
       </w:sdt>
       <w:sdt>
         <w:sdtPr>
-          <w:id w:val="-1108279244"/>
+          <w:id w:val="846176141"/>
           <w:tag w:val="goog_rdk_192"/>
         </w:sdtPr>
         <w:sdtContent>
@@ -5062,7 +5062,7 @@
       </w:sdt>
       <w:sdt>
         <w:sdtPr>
-          <w:id w:val="-761714441"/>
+          <w:id w:val="1434649302"/>
           <w:tag w:val="goog_rdk_193"/>
         </w:sdtPr>
         <w:sdtContent>
@@ -5100,7 +5100,7 @@
       </w:pPr>
       <w:sdt>
         <w:sdtPr>
-          <w:id w:val="-733137716"/>
+          <w:id w:val="-1144077895"/>
           <w:tag w:val="goog_rdk_194"/>
         </w:sdtPr>
         <w:sdtContent>
@@ -5134,7 +5134,7 @@
       </w:pPr>
       <w:sdt>
         <w:sdtPr>
-          <w:id w:val="126567217"/>
+          <w:id w:val="373293531"/>
           <w:tag w:val="goog_rdk_195"/>
         </w:sdtPr>
         <w:sdtContent>
@@ -5151,7 +5151,7 @@
       </w:sdt>
       <w:sdt>
         <w:sdtPr>
-          <w:id w:val="-944816862"/>
+          <w:id w:val="-62189021"/>
           <w:tag w:val="goog_rdk_196"/>
         </w:sdtPr>
         <w:sdtContent>
@@ -5183,7 +5183,7 @@
       </w:pPr>
       <w:sdt>
         <w:sdtPr>
-          <w:id w:val="-136742122"/>
+          <w:id w:val="-871919216"/>
           <w:tag w:val="goog_rdk_197"/>
         </w:sdtPr>
         <w:sdtContent>
@@ -5200,7 +5200,7 @@
       </w:sdt>
       <w:sdt>
         <w:sdtPr>
-          <w:id w:val="-1959125517"/>
+          <w:id w:val="1368617289"/>
           <w:tag w:val="goog_rdk_198"/>
         </w:sdtPr>
         <w:sdtContent>
@@ -5241,7 +5241,7 @@
       </w:pPr>
       <w:sdt>
         <w:sdtPr>
-          <w:id w:val="-1437996331"/>
+          <w:id w:val="794158359"/>
           <w:tag w:val="goog_rdk_199"/>
         </w:sdtPr>
         <w:sdtContent>
@@ -5278,7 +5278,7 @@
       </w:pPr>
       <w:sdt>
         <w:sdtPr>
-          <w:id w:val="13073760"/>
+          <w:id w:val="1222045111"/>
           <w:tag w:val="goog_rdk_200"/>
         </w:sdtPr>
         <w:sdtContent>
@@ -5316,7 +5316,7 @@
       </w:pPr>
       <w:sdt>
         <w:sdtPr>
-          <w:id w:val="2062994864"/>
+          <w:id w:val="-253386659"/>
           <w:tag w:val="goog_rdk_201"/>
         </w:sdtPr>
         <w:sdtContent>
@@ -5350,7 +5350,7 @@
       </w:pPr>
       <w:sdt>
         <w:sdtPr>
-          <w:id w:val="-1495800895"/>
+          <w:id w:val="-2082353911"/>
           <w:tag w:val="goog_rdk_202"/>
         </w:sdtPr>
         <w:sdtContent>
@@ -5367,7 +5367,7 @@
       </w:sdt>
       <w:sdt>
         <w:sdtPr>
-          <w:id w:val="1590762206"/>
+          <w:id w:val="-1435067996"/>
           <w:tag w:val="goog_rdk_203"/>
         </w:sdtPr>
         <w:sdtContent>
@@ -5399,7 +5399,7 @@
       </w:pPr>
       <w:sdt>
         <w:sdtPr>
-          <w:id w:val="-927913379"/>
+          <w:id w:val="-810071391"/>
           <w:tag w:val="goog_rdk_204"/>
         </w:sdtPr>
         <w:sdtContent>
@@ -5416,7 +5416,7 @@
       </w:sdt>
       <w:sdt>
         <w:sdtPr>
-          <w:id w:val="1912040270"/>
+          <w:id w:val="-760203049"/>
           <w:tag w:val="goog_rdk_205"/>
         </w:sdtPr>
         <w:sdtContent>
@@ -5448,7 +5448,7 @@
       </w:pPr>
       <w:sdt>
         <w:sdtPr>
-          <w:id w:val="-2106204761"/>
+          <w:id w:val="764995034"/>
           <w:tag w:val="goog_rdk_206"/>
         </w:sdtPr>
         <w:sdtContent>
@@ -5465,7 +5465,7 @@
       </w:sdt>
       <w:sdt>
         <w:sdtPr>
-          <w:id w:val="-927757111"/>
+          <w:id w:val="-1076562458"/>
           <w:tag w:val="goog_rdk_207"/>
         </w:sdtPr>
         <w:sdtContent>
@@ -5497,7 +5497,7 @@
       </w:pPr>
       <w:sdt>
         <w:sdtPr>
-          <w:id w:val="-160916592"/>
+          <w:id w:val="857108662"/>
           <w:tag w:val="goog_rdk_208"/>
         </w:sdtPr>
         <w:sdtContent>
@@ -5514,7 +5514,7 @@
       </w:sdt>
       <w:sdt>
         <w:sdtPr>
-          <w:id w:val="993224471"/>
+          <w:id w:val="-1940866476"/>
           <w:tag w:val="goog_rdk_209"/>
         </w:sdtPr>
         <w:sdtContent>
@@ -5546,7 +5546,7 @@
       </w:pPr>
       <w:sdt>
         <w:sdtPr>
-          <w:id w:val="-2110084356"/>
+          <w:id w:val="835729631"/>
           <w:tag w:val="goog_rdk_210"/>
         </w:sdtPr>
         <w:sdtContent>
@@ -5563,7 +5563,7 @@
       </w:sdt>
       <w:sdt>
         <w:sdtPr>
-          <w:id w:val="1043863700"/>
+          <w:id w:val="813968840"/>
           <w:tag w:val="goog_rdk_211"/>
         </w:sdtPr>
         <w:sdtContent>
@@ -5595,7 +5595,7 @@
       </w:pPr>
       <w:sdt>
         <w:sdtPr>
-          <w:id w:val="997544802"/>
+          <w:id w:val="-1371081437"/>
           <w:tag w:val="goog_rdk_212"/>
         </w:sdtPr>
         <w:sdtContent>
@@ -5612,7 +5612,7 @@
       </w:sdt>
       <w:sdt>
         <w:sdtPr>
-          <w:id w:val="155216895"/>
+          <w:id w:val="1791700087"/>
           <w:tag w:val="goog_rdk_213"/>
         </w:sdtPr>
         <w:sdtContent>
@@ -5650,7 +5650,7 @@
       </w:pPr>
       <w:sdt>
         <w:sdtPr>
-          <w:id w:val="-587089208"/>
+          <w:id w:val="1420515294"/>
           <w:tag w:val="goog_rdk_214"/>
         </w:sdtPr>
         <w:sdtContent>
@@ -5684,7 +5684,7 @@
       </w:pPr>
       <w:sdt>
         <w:sdtPr>
-          <w:id w:val="-345895851"/>
+          <w:id w:val="-1445138788"/>
           <w:tag w:val="goog_rdk_215"/>
         </w:sdtPr>
         <w:sdtContent>
@@ -5701,7 +5701,7 @@
       </w:sdt>
       <w:sdt>
         <w:sdtPr>
-          <w:id w:val="97209015"/>
+          <w:id w:val="2103012578"/>
           <w:tag w:val="goog_rdk_216"/>
         </w:sdtPr>
         <w:sdtContent>
@@ -5733,7 +5733,7 @@
       </w:pPr>
       <w:sdt>
         <w:sdtPr>
-          <w:id w:val="89595120"/>
+          <w:id w:val="1921557775"/>
           <w:tag w:val="goog_rdk_217"/>
         </w:sdtPr>
         <w:sdtContent>
@@ -5750,7 +5750,7 @@
       </w:sdt>
       <w:sdt>
         <w:sdtPr>
-          <w:id w:val="-575348786"/>
+          <w:id w:val="2127176495"/>
           <w:tag w:val="goog_rdk_218"/>
         </w:sdtPr>
         <w:sdtContent>
@@ -5782,7 +5782,7 @@
       </w:pPr>
       <w:sdt>
         <w:sdtPr>
-          <w:id w:val="-813951830"/>
+          <w:id w:val="12160029"/>
           <w:tag w:val="goog_rdk_219"/>
         </w:sdtPr>
         <w:sdtContent>
@@ -5799,7 +5799,7 @@
       </w:sdt>
       <w:sdt>
         <w:sdtPr>
-          <w:id w:val="450449009"/>
+          <w:id w:val="847752228"/>
           <w:tag w:val="goog_rdk_220"/>
         </w:sdtPr>
         <w:sdtContent>
@@ -5831,7 +5831,7 @@
       </w:pPr>
       <w:sdt>
         <w:sdtPr>
-          <w:id w:val="668206780"/>
+          <w:id w:val="-925254550"/>
           <w:tag w:val="goog_rdk_221"/>
         </w:sdtPr>
         <w:sdtContent>
@@ -5848,7 +5848,7 @@
       </w:sdt>
       <w:sdt>
         <w:sdtPr>
-          <w:id w:val="-376179589"/>
+          <w:id w:val="-866676832"/>
           <w:tag w:val="goog_rdk_222"/>
         </w:sdtPr>
         <w:sdtContent>
@@ -5880,7 +5880,7 @@
       </w:pPr>
       <w:sdt>
         <w:sdtPr>
-          <w:id w:val="-857229739"/>
+          <w:id w:val="576404375"/>
           <w:tag w:val="goog_rdk_223"/>
         </w:sdtPr>
         <w:sdtContent>
@@ -5897,7 +5897,7 @@
       </w:sdt>
       <w:sdt>
         <w:sdtPr>
-          <w:id w:val="1582721735"/>
+          <w:id w:val="681023524"/>
           <w:tag w:val="goog_rdk_224"/>
         </w:sdtPr>
         <w:sdtContent>
@@ -5929,7 +5929,7 @@
       </w:pPr>
       <w:sdt>
         <w:sdtPr>
-          <w:id w:val="2025201537"/>
+          <w:id w:val="-1432153822"/>
           <w:tag w:val="goog_rdk_225"/>
         </w:sdtPr>
         <w:sdtContent>
@@ -5946,7 +5946,7 @@
       </w:sdt>
       <w:sdt>
         <w:sdtPr>
-          <w:id w:val="354192992"/>
+          <w:id w:val="653852984"/>
           <w:tag w:val="goog_rdk_226"/>
         </w:sdtPr>
         <w:sdtContent>
@@ -5978,7 +5978,7 @@
       </w:pPr>
       <w:sdt>
         <w:sdtPr>
-          <w:id w:val="2033407300"/>
+          <w:id w:val="-1056284004"/>
           <w:tag w:val="goog_rdk_227"/>
         </w:sdtPr>
         <w:sdtContent>
@@ -5995,7 +5995,7 @@
       </w:sdt>
       <w:sdt>
         <w:sdtPr>
-          <w:id w:val="933259703"/>
+          <w:id w:val="1134003528"/>
           <w:tag w:val="goog_rdk_228"/>
         </w:sdtPr>
         <w:sdtContent>
@@ -6027,7 +6027,7 @@
       </w:pPr>
       <w:sdt>
         <w:sdtPr>
-          <w:id w:val="71096384"/>
+          <w:id w:val="90561876"/>
           <w:tag w:val="goog_rdk_229"/>
         </w:sdtPr>
         <w:sdtContent>
@@ -6044,7 +6044,7 @@
       </w:sdt>
       <w:sdt>
         <w:sdtPr>
-          <w:id w:val="-712784701"/>
+          <w:id w:val="270545543"/>
           <w:tag w:val="goog_rdk_230"/>
         </w:sdtPr>
         <w:sdtContent>
@@ -6082,7 +6082,7 @@
       </w:pPr>
       <w:sdt>
         <w:sdtPr>
-          <w:id w:val="1505283729"/>
+          <w:id w:val="-1295781669"/>
           <w:tag w:val="goog_rdk_231"/>
         </w:sdtPr>
         <w:sdtContent>
@@ -6116,7 +6116,7 @@
       </w:pPr>
       <w:sdt>
         <w:sdtPr>
-          <w:id w:val="-792896327"/>
+          <w:id w:val="999697037"/>
           <w:tag w:val="goog_rdk_232"/>
         </w:sdtPr>
         <w:sdtContent>
@@ -6139,7 +6139,7 @@
       </w:r>
       <w:sdt>
         <w:sdtPr>
-          <w:id w:val="1913109386"/>
+          <w:id w:val="2081856259"/>
           <w:tag w:val="goog_rdk_233"/>
         </w:sdtPr>
         <w:sdtContent>
@@ -6171,7 +6171,7 @@
       </w:pPr>
       <w:sdt>
         <w:sdtPr>
-          <w:id w:val="1760822402"/>
+          <w:id w:val="-1350455735"/>
           <w:tag w:val="goog_rdk_234"/>
         </w:sdtPr>
         <w:sdtContent>
@@ -6188,7 +6188,7 @@
       </w:sdt>
       <w:sdt>
         <w:sdtPr>
-          <w:id w:val="-1085890706"/>
+          <w:id w:val="-1333407887"/>
           <w:tag w:val="goog_rdk_235"/>
         </w:sdtPr>
         <w:sdtContent>
@@ -6203,7 +6203,7 @@
       </w:sdt>
       <w:sdt>
         <w:sdtPr>
-          <w:id w:val="-95274002"/>
+          <w:id w:val="-1086840918"/>
           <w:tag w:val="goog_rdk_236"/>
         </w:sdtPr>
         <w:sdtContent>
@@ -6220,7 +6220,7 @@
       </w:sdt>
       <w:sdt>
         <w:sdtPr>
-          <w:id w:val="-681992274"/>
+          <w:id w:val="-1653360528"/>
           <w:tag w:val="goog_rdk_237"/>
         </w:sdtPr>
         <w:sdtContent>
@@ -6261,7 +6261,7 @@
       </w:pPr>
       <w:sdt>
         <w:sdtPr>
-          <w:id w:val="-469699701"/>
+          <w:id w:val="800183867"/>
           <w:tag w:val="goog_rdk_238"/>
         </w:sdtPr>
         <w:sdtContent>
@@ -6298,7 +6298,7 @@
       </w:pPr>
       <w:sdt>
         <w:sdtPr>
-          <w:id w:val="-2120900907"/>
+          <w:id w:val="-1525916991"/>
           <w:tag w:val="goog_rdk_239"/>
         </w:sdtPr>
         <w:sdtContent>
@@ -6333,7 +6333,7 @@
       </w:pPr>
       <w:sdt>
         <w:sdtPr>
-          <w:id w:val="-668954427"/>
+          <w:id w:val="-699601198"/>
           <w:tag w:val="goog_rdk_240"/>
         </w:sdtPr>
         <w:sdtContent>
@@ -6356,7 +6356,7 @@
       </w:r>
       <w:sdt>
         <w:sdtPr>
-          <w:id w:val="258041349"/>
+          <w:id w:val="1439587285"/>
           <w:tag w:val="goog_rdk_241"/>
         </w:sdtPr>
         <w:sdtContent>
@@ -6388,7 +6388,7 @@
       </w:pPr>
       <w:sdt>
         <w:sdtPr>
-          <w:id w:val="1862493837"/>
+          <w:id w:val="-248873861"/>
           <w:tag w:val="goog_rdk_242"/>
         </w:sdtPr>
         <w:sdtContent>
@@ -6403,7 +6403,7 @@
       </w:sdt>
       <w:sdt>
         <w:sdtPr>
-          <w:id w:val="1905083837"/>
+          <w:id w:val="34795825"/>
           <w:tag w:val="goog_rdk_243"/>
         </w:sdtPr>
         <w:sdtContent>
@@ -6420,7 +6420,7 @@
       </w:sdt>
       <w:sdt>
         <w:sdtPr>
-          <w:id w:val="-1713556528"/>
+          <w:id w:val="247837989"/>
           <w:tag w:val="goog_rdk_244"/>
         </w:sdtPr>
         <w:sdtContent>
@@ -6435,7 +6435,7 @@
       </w:sdt>
       <w:sdt>
         <w:sdtPr>
-          <w:id w:val="-1633006271"/>
+          <w:id w:val="846674440"/>
           <w:tag w:val="goog_rdk_245"/>
         </w:sdtPr>
         <w:sdtContent>
@@ -6452,7 +6452,7 @@
       </w:sdt>
       <w:sdt>
         <w:sdtPr>
-          <w:id w:val="575628328"/>
+          <w:id w:val="574295086"/>
           <w:tag w:val="goog_rdk_246"/>
         </w:sdtPr>
         <w:sdtContent>
@@ -6467,7 +6467,7 @@
       </w:sdt>
       <w:sdt>
         <w:sdtPr>
-          <w:id w:val="2006484748"/>
+          <w:id w:val="-1553363520"/>
           <w:tag w:val="goog_rdk_247"/>
         </w:sdtPr>
         <w:sdtContent>
@@ -6484,7 +6484,7 @@
       </w:sdt>
       <w:sdt>
         <w:sdtPr>
-          <w:id w:val="1819416660"/>
+          <w:id w:val="682578398"/>
           <w:tag w:val="goog_rdk_248"/>
         </w:sdtPr>
         <w:sdtContent>
@@ -6522,7 +6522,7 @@
       </w:pPr>
       <w:sdt>
         <w:sdtPr>
-          <w:id w:val="-384446471"/>
+          <w:id w:val="-515802984"/>
           <w:tag w:val="goog_rdk_249"/>
         </w:sdtPr>
         <w:sdtContent>
@@ -6556,7 +6556,7 @@
       </w:pPr>
       <w:sdt>
         <w:sdtPr>
-          <w:id w:val="477510481"/>
+          <w:id w:val="-660258176"/>
           <w:tag w:val="goog_rdk_250"/>
         </w:sdtPr>
         <w:sdtContent>
@@ -6573,7 +6573,7 @@
       </w:sdt>
       <w:sdt>
         <w:sdtPr>
-          <w:id w:val="-108185220"/>
+          <w:id w:val="-1619954127"/>
           <w:tag w:val="goog_rdk_251"/>
         </w:sdtPr>
         <w:sdtContent>
@@ -6611,7 +6611,7 @@
       </w:r>
       <w:sdt>
         <w:sdtPr>
-          <w:id w:val="2147297484"/>
+          <w:id w:val="672278806"/>
           <w:tag w:val="goog_rdk_252"/>
         </w:sdtPr>
         <w:sdtContent>
@@ -6665,7 +6665,7 @@
       </w:r>
       <w:sdt>
         <w:sdtPr>
-          <w:id w:val="1275139347"/>
+          <w:id w:val="1926079425"/>
           <w:tag w:val="goog_rdk_253"/>
         </w:sdtPr>
         <w:sdtContent>
@@ -6703,7 +6703,7 @@
       </w:r>
       <w:sdt>
         <w:sdtPr>
-          <w:id w:val="-502880744"/>
+          <w:id w:val="-538413526"/>
           <w:tag w:val="goog_rdk_254"/>
         </w:sdtPr>
         <w:sdtContent>
@@ -6734,7 +6734,7 @@
       </w:r>
       <w:sdt>
         <w:sdtPr>
-          <w:id w:val="1374162371"/>
+          <w:id w:val="80934539"/>
           <w:tag w:val="goog_rdk_255"/>
         </w:sdtPr>
         <w:sdtContent>
@@ -6775,7 +6775,7 @@
       </w:pPr>
       <w:sdt>
         <w:sdtPr>
-          <w:id w:val="1998468213"/>
+          <w:id w:val="-304516529"/>
           <w:tag w:val="goog_rdk_256"/>
         </w:sdtPr>
         <w:sdtContent>
@@ -6809,7 +6809,7 @@
       </w:pPr>
       <w:sdt>
         <w:sdtPr>
-          <w:id w:val="-2139622711"/>
+          <w:id w:val="1250865913"/>
           <w:tag w:val="goog_rdk_257"/>
         </w:sdtPr>
         <w:sdtContent>
@@ -6826,7 +6826,7 @@
       </w:sdt>
       <w:sdt>
         <w:sdtPr>
-          <w:id w:val="-763560218"/>
+          <w:id w:val="226324362"/>
           <w:tag w:val="goog_rdk_258"/>
         </w:sdtPr>
         <w:sdtContent>
@@ -6841,7 +6841,7 @@
       </w:sdt>
       <w:sdt>
         <w:sdtPr>
-          <w:id w:val="-664856019"/>
+          <w:id w:val="-310497809"/>
           <w:tag w:val="goog_rdk_259"/>
         </w:sdtPr>
         <w:sdtContent>
@@ -6858,7 +6858,7 @@
       </w:sdt>
       <w:sdt>
         <w:sdtPr>
-          <w:id w:val="-731518501"/>
+          <w:id w:val="-1155261934"/>
           <w:tag w:val="goog_rdk_260"/>
         </w:sdtPr>
         <w:sdtContent>
@@ -6890,7 +6890,7 @@
       </w:pPr>
       <w:sdt>
         <w:sdtPr>
-          <w:id w:val="-2087224244"/>
+          <w:id w:val="1404771230"/>
           <w:tag w:val="goog_rdk_261"/>
         </w:sdtPr>
         <w:sdtContent>
@@ -6907,7 +6907,7 @@
       </w:sdt>
       <w:sdt>
         <w:sdtPr>
-          <w:id w:val="-2108324547"/>
+          <w:id w:val="310694648"/>
           <w:tag w:val="goog_rdk_262"/>
         </w:sdtPr>
         <w:sdtContent>
@@ -6922,7 +6922,7 @@
       </w:sdt>
       <w:sdt>
         <w:sdtPr>
-          <w:id w:val="973926334"/>
+          <w:id w:val="2135485089"/>
           <w:tag w:val="goog_rdk_263"/>
         </w:sdtPr>
         <w:sdtContent>
@@ -6939,7 +6939,7 @@
       </w:sdt>
       <w:sdt>
         <w:sdtPr>
-          <w:id w:val="49800773"/>
+          <w:id w:val="1285632461"/>
           <w:tag w:val="goog_rdk_264"/>
         </w:sdtPr>
         <w:sdtContent>
@@ -6954,7 +6954,7 @@
       </w:sdt>
       <w:sdt>
         <w:sdtPr>
-          <w:id w:val="629285849"/>
+          <w:id w:val="110884926"/>
           <w:tag w:val="goog_rdk_265"/>
         </w:sdtPr>
         <w:sdtContent>
@@ -6970,7 +6970,7 @@
       </w:sdt>
       <w:sdt>
         <w:sdtPr>
-          <w:id w:val="376615200"/>
+          <w:id w:val="1890195276"/>
           <w:tag w:val="goog_rdk_266"/>
         </w:sdtPr>
         <w:sdtContent>
@@ -7002,7 +7002,7 @@
       </w:pPr>
       <w:sdt>
         <w:sdtPr>
-          <w:id w:val="-1514781321"/>
+          <w:id w:val="1790678882"/>
           <w:tag w:val="goog_rdk_267"/>
         </w:sdtPr>
         <w:sdtContent>
@@ -7019,7 +7019,7 @@
       </w:sdt>
       <w:sdt>
         <w:sdtPr>
-          <w:id w:val="1739706096"/>
+          <w:id w:val="-1915096913"/>
           <w:tag w:val="goog_rdk_268"/>
         </w:sdtPr>
         <w:sdtContent>
@@ -7034,7 +7034,7 @@
       </w:sdt>
       <w:sdt>
         <w:sdtPr>
-          <w:id w:val="1233611431"/>
+          <w:id w:val="99367573"/>
           <w:tag w:val="goog_rdk_269"/>
         </w:sdtPr>
         <w:sdtContent>
@@ -7051,7 +7051,7 @@
       </w:sdt>
       <w:sdt>
         <w:sdtPr>
-          <w:id w:val="1363777960"/>
+          <w:id w:val="1849495576"/>
           <w:tag w:val="goog_rdk_270"/>
         </w:sdtPr>
         <w:sdtContent>
@@ -7066,7 +7066,7 @@
       </w:sdt>
       <w:sdt>
         <w:sdtPr>
-          <w:id w:val="-1628688590"/>
+          <w:id w:val="954152800"/>
           <w:tag w:val="goog_rdk_271"/>
         </w:sdtPr>
         <w:sdtContent>
@@ -7082,7 +7082,7 @@
       </w:sdt>
       <w:sdt>
         <w:sdtPr>
-          <w:id w:val="-2140569649"/>
+          <w:id w:val="1049314194"/>
           <w:tag w:val="goog_rdk_272"/>
         </w:sdtPr>
         <w:sdtContent>
@@ -7097,7 +7097,7 @@
       </w:sdt>
       <w:sdt>
         <w:sdtPr>
-          <w:id w:val="-731831912"/>
+          <w:id w:val="-1606815178"/>
           <w:tag w:val="goog_rdk_273"/>
         </w:sdtPr>
         <w:sdtContent>
@@ -7113,7 +7113,7 @@
       </w:sdt>
       <w:sdt>
         <w:sdtPr>
-          <w:id w:val="-561617267"/>
+          <w:id w:val="-1547434838"/>
           <w:tag w:val="goog_rdk_274"/>
         </w:sdtPr>
         <w:sdtContent>
@@ -7151,7 +7151,7 @@
       </w:pPr>
       <w:sdt>
         <w:sdtPr>
-          <w:id w:val="554493707"/>
+          <w:id w:val="1092514327"/>
           <w:tag w:val="goog_rdk_275"/>
         </w:sdtPr>
         <w:sdtContent>
@@ -7185,7 +7185,7 @@
       </w:pPr>
       <w:sdt>
         <w:sdtPr>
-          <w:id w:val="1997817780"/>
+          <w:id w:val="1181806307"/>
           <w:tag w:val="goog_rdk_276"/>
         </w:sdtPr>
         <w:sdtContent>
@@ -7202,7 +7202,7 @@
       </w:sdt>
       <w:sdt>
         <w:sdtPr>
-          <w:id w:val="1067989496"/>
+          <w:id w:val="1299947297"/>
           <w:tag w:val="goog_rdk_277"/>
         </w:sdtPr>
         <w:sdtContent>
@@ -7217,7 +7217,7 @@
       </w:sdt>
       <w:sdt>
         <w:sdtPr>
-          <w:id w:val="-1910843454"/>
+          <w:id w:val="59267393"/>
           <w:tag w:val="goog_rdk_278"/>
         </w:sdtPr>
         <w:sdtContent>
@@ -7234,7 +7234,7 @@
       </w:sdt>
       <w:sdt>
         <w:sdtPr>
-          <w:id w:val="426059138"/>
+          <w:id w:val="1888203224"/>
           <w:tag w:val="goog_rdk_279"/>
         </w:sdtPr>
         <w:sdtContent>
@@ -7249,7 +7249,7 @@
       </w:sdt>
       <w:sdt>
         <w:sdtPr>
-          <w:id w:val="-1226230952"/>
+          <w:id w:val="-568050339"/>
           <w:tag w:val="goog_rdk_280"/>
         </w:sdtPr>
         <w:sdtContent>
@@ -7267,7 +7267,7 @@
       </w:sdt>
       <w:sdt>
         <w:sdtPr>
-          <w:id w:val="-874306218"/>
+          <w:id w:val="1431017292"/>
           <w:tag w:val="goog_rdk_281"/>
         </w:sdtPr>
         <w:sdtContent>
@@ -7299,7 +7299,7 @@
       </w:pPr>
       <w:sdt>
         <w:sdtPr>
-          <w:id w:val="-1679239262"/>
+          <w:id w:val="165660729"/>
           <w:tag w:val="goog_rdk_282"/>
         </w:sdtPr>
         <w:sdtContent>
@@ -7316,7 +7316,7 @@
       </w:sdt>
       <w:sdt>
         <w:sdtPr>
-          <w:id w:val="636750232"/>
+          <w:id w:val="605965759"/>
           <w:tag w:val="goog_rdk_283"/>
         </w:sdtPr>
         <w:sdtContent>
@@ -7331,7 +7331,7 @@
       </w:sdt>
       <w:sdt>
         <w:sdtPr>
-          <w:id w:val="30436381"/>
+          <w:id w:val="636502492"/>
           <w:tag w:val="goog_rdk_284"/>
         </w:sdtPr>
         <w:sdtContent>
@@ -7347,7 +7347,7 @@
       </w:sdt>
       <w:sdt>
         <w:sdtPr>
-          <w:id w:val="1422902926"/>
+          <w:id w:val="645626712"/>
           <w:tag w:val="goog_rdk_285"/>
         </w:sdtPr>
         <w:sdtContent>
@@ -7379,7 +7379,7 @@
       </w:pPr>
       <w:sdt>
         <w:sdtPr>
-          <w:id w:val="-713351021"/>
+          <w:id w:val="456403186"/>
           <w:tag w:val="goog_rdk_286"/>
         </w:sdtPr>
         <w:sdtContent>
@@ -7402,7 +7402,7 @@
       </w:r>
       <w:sdt>
         <w:sdtPr>
-          <w:id w:val="-191655403"/>
+          <w:id w:val="934856809"/>
           <w:tag w:val="goog_rdk_287"/>
         </w:sdtPr>
         <w:sdtContent>
@@ -7417,7 +7417,7 @@
       </w:sdt>
       <w:sdt>
         <w:sdtPr>
-          <w:id w:val="1018274503"/>
+          <w:id w:val="1035839295"/>
           <w:tag w:val="goog_rdk_288"/>
         </w:sdtPr>
         <w:sdtContent>
@@ -7433,7 +7433,7 @@
       </w:sdt>
       <w:sdt>
         <w:sdtPr>
-          <w:id w:val="-573902220"/>
+          <w:id w:val="-1930315164"/>
           <w:tag w:val="goog_rdk_289"/>
         </w:sdtPr>
         <w:sdtContent>
@@ -7451,7 +7451,7 @@
       </w:sdt>
       <w:sdt>
         <w:sdtPr>
-          <w:id w:val="1803415816"/>
+          <w:id w:val="-217331408"/>
           <w:tag w:val="goog_rdk_290"/>
         </w:sdtPr>
         <w:sdtContent>
@@ -7467,7 +7467,7 @@
       </w:sdt>
       <w:sdt>
         <w:sdtPr>
-          <w:id w:val="-1803049661"/>
+          <w:id w:val="336206438"/>
           <w:tag w:val="goog_rdk_291"/>
         </w:sdtPr>
         <w:sdtContent>
@@ -7498,7 +7498,7 @@
       </w:pPr>
       <w:sdt>
         <w:sdtPr>
-          <w:id w:val="-1452045140"/>
+          <w:id w:val="1937248525"/>
           <w:tag w:val="goog_rdk_292"/>
         </w:sdtPr>
         <w:sdtContent>
@@ -7535,7 +7535,7 @@
       </w:pPr>
       <w:sdt>
         <w:sdtPr>
-          <w:id w:val="108494713"/>
+          <w:id w:val="-553441746"/>
           <w:tag w:val="goog_rdk_293"/>
         </w:sdtPr>
         <w:sdtContent>
@@ -7552,7 +7552,7 @@
       </w:sdt>
       <w:sdt>
         <w:sdtPr>
-          <w:id w:val="-2132160340"/>
+          <w:id w:val="1838437970"/>
           <w:tag w:val="goog_rdk_294"/>
         </w:sdtPr>
         <w:sdtContent>
@@ -7584,7 +7584,7 @@
       </w:pPr>
       <w:sdt>
         <w:sdtPr>
-          <w:id w:val="-1967805885"/>
+          <w:id w:val="-174321444"/>
           <w:tag w:val="goog_rdk_295"/>
         </w:sdtPr>
         <w:sdtContent>
@@ -7599,7 +7599,7 @@
       </w:sdt>
       <w:sdt>
         <w:sdtPr>
-          <w:id w:val="-1916899257"/>
+          <w:id w:val="-1483797615"/>
           <w:tag w:val="goog_rdk_296"/>
         </w:sdtPr>
         <w:sdtContent>
@@ -7616,7 +7616,7 @@
       </w:sdt>
       <w:sdt>
         <w:sdtPr>
-          <w:id w:val="-1173952844"/>
+          <w:id w:val="1874499853"/>
           <w:tag w:val="goog_rdk_297"/>
         </w:sdtPr>
         <w:sdtContent>
@@ -7631,7 +7631,7 @@
       </w:sdt>
       <w:sdt>
         <w:sdtPr>
-          <w:id w:val="370303966"/>
+          <w:id w:val="-479046527"/>
           <w:tag w:val="goog_rdk_298"/>
         </w:sdtPr>
         <w:sdtContent>
@@ -7670,7 +7670,7 @@
       </w:pPr>
       <w:sdt>
         <w:sdtPr>
-          <w:id w:val="2131144919"/>
+          <w:id w:val="-543115208"/>
           <w:tag w:val="goog_rdk_299"/>
         </w:sdtPr>
         <w:sdtContent>
@@ -7687,7 +7687,7 @@
       </w:sdt>
       <w:sdt>
         <w:sdtPr>
-          <w:id w:val="1439941174"/>
+          <w:id w:val="-1720414910"/>
           <w:tag w:val="goog_rdk_300"/>
         </w:sdtPr>
         <w:sdtContent>
@@ -7702,7 +7702,7 @@
       </w:sdt>
       <w:sdt>
         <w:sdtPr>
-          <w:id w:val="-1782221654"/>
+          <w:id w:val="264284615"/>
           <w:tag w:val="goog_rdk_301"/>
         </w:sdtPr>
         <w:sdtContent>
@@ -7741,7 +7741,7 @@
       </w:pPr>
       <w:sdt>
         <w:sdtPr>
-          <w:id w:val="-1039445662"/>
+          <w:id w:val="-975755163"/>
           <w:tag w:val="goog_rdk_302"/>
         </w:sdtPr>
         <w:sdtContent>
@@ -7756,7 +7756,7 @@
       </w:sdt>
       <w:sdt>
         <w:sdtPr>
-          <w:id w:val="-407492061"/>
+          <w:id w:val="-1387210304"/>
           <w:tag w:val="goog_rdk_303"/>
         </w:sdtPr>
         <w:sdtContent>
@@ -7773,7 +7773,7 @@
       </w:sdt>
       <w:sdt>
         <w:sdtPr>
-          <w:id w:val="453824322"/>
+          <w:id w:val="1748698822"/>
           <w:tag w:val="goog_rdk_304"/>
         </w:sdtPr>
         <w:sdtContent>
@@ -7788,7 +7788,7 @@
       </w:sdt>
       <w:sdt>
         <w:sdtPr>
-          <w:id w:val="-1244919383"/>
+          <w:id w:val="718630737"/>
           <w:tag w:val="goog_rdk_305"/>
         </w:sdtPr>
         <w:sdtContent>
@@ -7804,7 +7804,7 @@
       </w:sdt>
       <w:sdt>
         <w:sdtPr>
-          <w:id w:val="-921356940"/>
+          <w:id w:val="656387653"/>
           <w:tag w:val="goog_rdk_306"/>
         </w:sdtPr>
         <w:sdtContent>
@@ -7842,7 +7842,7 @@
       </w:pPr>
       <w:sdt>
         <w:sdtPr>
-          <w:id w:val="764359016"/>
+          <w:id w:val="2095941478"/>
           <w:tag w:val="goog_rdk_307"/>
         </w:sdtPr>
         <w:sdtContent>
@@ -7876,7 +7876,7 @@
       </w:pPr>
       <w:sdt>
         <w:sdtPr>
-          <w:id w:val="366116040"/>
+          <w:id w:val="901055145"/>
           <w:tag w:val="goog_rdk_308"/>
         </w:sdtPr>
         <w:sdtContent>
@@ -7908,7 +7908,7 @@
       </w:pPr>
       <w:sdt>
         <w:sdtPr>
-          <w:id w:val="-788960882"/>
+          <w:id w:val="470701549"/>
           <w:tag w:val="goog_rdk_309"/>
         </w:sdtPr>
         <w:sdtContent>
@@ -7923,7 +7923,7 @@
       </w:sdt>
       <w:sdt>
         <w:sdtPr>
-          <w:id w:val="-2096846858"/>
+          <w:id w:val="1652384749"/>
           <w:tag w:val="goog_rdk_310"/>
         </w:sdtPr>
         <w:sdtContent>
@@ -7940,7 +7940,7 @@
       </w:sdt>
       <w:sdt>
         <w:sdtPr>
-          <w:id w:val="1650090908"/>
+          <w:id w:val="1068939612"/>
           <w:tag w:val="goog_rdk_311"/>
         </w:sdtPr>
         <w:sdtContent>
@@ -7978,7 +7978,7 @@
       </w:pPr>
       <w:sdt>
         <w:sdtPr>
-          <w:id w:val="-350219702"/>
+          <w:id w:val="-2068293724"/>
           <w:tag w:val="goog_rdk_312"/>
         </w:sdtPr>
         <w:sdtContent>
@@ -8012,7 +8012,7 @@
       </w:pPr>
       <w:sdt>
         <w:sdtPr>
-          <w:id w:val="-812311136"/>
+          <w:id w:val="-1488321659"/>
           <w:tag w:val="goog_rdk_313"/>
         </w:sdtPr>
         <w:sdtContent>
@@ -8027,7 +8027,7 @@
       </w:sdt>
       <w:sdt>
         <w:sdtPr>
-          <w:id w:val="-1328197825"/>
+          <w:id w:val="594288688"/>
           <w:tag w:val="goog_rdk_314"/>
         </w:sdtPr>
         <w:sdtContent>
@@ -8044,7 +8044,7 @@
       </w:sdt>
       <w:sdt>
         <w:sdtPr>
-          <w:id w:val="-922859019"/>
+          <w:id w:val="-1838614254"/>
           <w:tag w:val="goog_rdk_315"/>
         </w:sdtPr>
         <w:sdtContent>
@@ -8082,7 +8082,7 @@
       </w:r>
       <w:sdt>
         <w:sdtPr>
-          <w:id w:val="-169666993"/>
+          <w:id w:val="-1654200576"/>
           <w:tag w:val="goog_rdk_316"/>
         </w:sdtPr>
         <w:sdtContent>
@@ -8099,7 +8099,7 @@
       </w:sdt>
       <w:sdt>
         <w:sdtPr>
-          <w:id w:val="1379787624"/>
+          <w:id w:val="579620110"/>
           <w:tag w:val="goog_rdk_317"/>
         </w:sdtPr>
         <w:sdtContent>
@@ -8137,7 +8137,7 @@
       </w:pPr>
       <w:sdt>
         <w:sdtPr>
-          <w:id w:val="1423640086"/>
+          <w:id w:val="-1544135789"/>
           <w:tag w:val="goog_rdk_318"/>
         </w:sdtPr>
         <w:sdtContent>
@@ -8171,7 +8171,7 @@
       </w:pPr>
       <w:sdt>
         <w:sdtPr>
-          <w:id w:val="487870208"/>
+          <w:id w:val="571743963"/>
           <w:tag w:val="goog_rdk_319"/>
         </w:sdtPr>
         <w:sdtContent>
@@ -8186,7 +8186,7 @@
       </w:sdt>
       <w:sdt>
         <w:sdtPr>
-          <w:id w:val="-1530250077"/>
+          <w:id w:val="-56692993"/>
           <w:tag w:val="goog_rdk_320"/>
         </w:sdtPr>
         <w:sdtContent>
@@ -8202,7 +8202,7 @@
       </w:sdt>
       <w:sdt>
         <w:sdtPr>
-          <w:id w:val="-251285802"/>
+          <w:id w:val="-1103873613"/>
           <w:tag w:val="goog_rdk_321"/>
         </w:sdtPr>
         <w:sdtContent>
@@ -8234,7 +8234,7 @@
       </w:pPr>
       <w:sdt>
         <w:sdtPr>
-          <w:id w:val="-582807777"/>
+          <w:id w:val="386533841"/>
           <w:tag w:val="goog_rdk_322"/>
         </w:sdtPr>
         <w:sdtContent>
@@ -8249,7 +8249,7 @@
       </w:sdt>
       <w:sdt>
         <w:sdtPr>
-          <w:id w:val="-1108063340"/>
+          <w:id w:val="-916644347"/>
           <w:tag w:val="goog_rdk_323"/>
         </w:sdtPr>
         <w:sdtContent>
@@ -8266,7 +8266,7 @@
       </w:sdt>
       <w:sdt>
         <w:sdtPr>
-          <w:id w:val="-984260587"/>
+          <w:id w:val="-1779111364"/>
           <w:tag w:val="goog_rdk_324"/>
         </w:sdtPr>
         <w:sdtContent>
@@ -8281,7 +8281,7 @@
       </w:sdt>
       <w:sdt>
         <w:sdtPr>
-          <w:id w:val="1423784352"/>
+          <w:id w:val="-2025973938"/>
           <w:tag w:val="goog_rdk_325"/>
         </w:sdtPr>
         <w:sdtContent>
@@ -8298,7 +8298,7 @@
       </w:sdt>
       <w:sdt>
         <w:sdtPr>
-          <w:id w:val="-187213337"/>
+          <w:id w:val="-631242553"/>
           <w:tag w:val="goog_rdk_326"/>
         </w:sdtPr>
         <w:sdtContent>
@@ -8336,7 +8336,7 @@
       </w:pPr>
       <w:sdt>
         <w:sdtPr>
-          <w:id w:val="-1619485939"/>
+          <w:id w:val="1115480388"/>
           <w:tag w:val="goog_rdk_327"/>
         </w:sdtPr>
         <w:sdtContent>
@@ -8370,7 +8370,7 @@
       </w:pPr>
       <w:sdt>
         <w:sdtPr>
-          <w:id w:val="490246576"/>
+          <w:id w:val="2044264495"/>
           <w:tag w:val="goog_rdk_328"/>
         </w:sdtPr>
         <w:sdtContent>
@@ -8385,7 +8385,7 @@
       </w:sdt>
       <w:sdt>
         <w:sdtPr>
-          <w:id w:val="-1347345373"/>
+          <w:id w:val="855875832"/>
           <w:tag w:val="goog_rdk_329"/>
         </w:sdtPr>
         <w:sdtContent>
@@ -8401,7 +8401,7 @@
       </w:sdt>
       <w:sdt>
         <w:sdtPr>
-          <w:id w:val="439736051"/>
+          <w:id w:val="968356390"/>
           <w:tag w:val="goog_rdk_330"/>
         </w:sdtPr>
         <w:sdtContent>
@@ -8439,7 +8439,7 @@
       </w:r>
       <w:sdt>
         <w:sdtPr>
-          <w:id w:val="687654563"/>
+          <w:id w:val="-1030867051"/>
           <w:tag w:val="goog_rdk_331"/>
         </w:sdtPr>
         <w:sdtContent>
@@ -8456,7 +8456,7 @@
       </w:sdt>
       <w:sdt>
         <w:sdtPr>
-          <w:id w:val="56898349"/>
+          <w:id w:val="1137313409"/>
           <w:tag w:val="goog_rdk_332"/>
         </w:sdtPr>
         <w:sdtContent>
@@ -8471,7 +8471,7 @@
       </w:sdt>
       <w:sdt>
         <w:sdtPr>
-          <w:id w:val="-2116377068"/>
+          <w:id w:val="-2144587605"/>
           <w:tag w:val="goog_rdk_333"/>
         </w:sdtPr>
         <w:sdtContent>
@@ -8487,7 +8487,7 @@
       </w:sdt>
       <w:sdt>
         <w:sdtPr>
-          <w:id w:val="837672208"/>
+          <w:id w:val="1131082503"/>
           <w:tag w:val="goog_rdk_334"/>
         </w:sdtPr>
         <w:sdtContent>
@@ -8502,7 +8502,7 @@
       </w:sdt>
       <w:sdt>
         <w:sdtPr>
-          <w:id w:val="-111625099"/>
+          <w:id w:val="318558264"/>
           <w:tag w:val="goog_rdk_335"/>
         </w:sdtPr>
         <w:sdtContent>
@@ -8547,7 +8547,7 @@
       </w:r>
       <w:sdt>
         <w:sdtPr>
-          <w:id w:val="-1035721456"/>
+          <w:id w:val="-1900539751"/>
           <w:tag w:val="goog_rdk_336"/>
         </w:sdtPr>
         <w:sdtContent>
@@ -8564,7 +8564,7 @@
       </w:sdt>
       <w:sdt>
         <w:sdtPr>
-          <w:id w:val="231067217"/>
+          <w:id w:val="-54590101"/>
           <w:tag w:val="goog_rdk_337"/>
         </w:sdtPr>
         <w:sdtContent>
@@ -8579,7 +8579,7 @@
       </w:sdt>
       <w:sdt>
         <w:sdtPr>
-          <w:id w:val="-1539990256"/>
+          <w:id w:val="1821807975"/>
           <w:tag w:val="goog_rdk_338"/>
         </w:sdtPr>
         <w:sdtContent>
@@ -8595,7 +8595,7 @@
       </w:sdt>
       <w:sdt>
         <w:sdtPr>
-          <w:id w:val="-589653887"/>
+          <w:id w:val="-970504404"/>
           <w:tag w:val="goog_rdk_339"/>
         </w:sdtPr>
         <w:sdtContent>
@@ -8636,7 +8636,7 @@
       </w:pPr>
       <w:sdt>
         <w:sdtPr>
-          <w:id w:val="1829241292"/>
+          <w:id w:val="-1879535382"/>
           <w:tag w:val="goog_rdk_340"/>
         </w:sdtPr>
         <w:sdtContent>
@@ -8673,7 +8673,7 @@
       </w:pPr>
       <w:sdt>
         <w:sdtPr>
-          <w:id w:val="1424970909"/>
+          <w:id w:val="1300863077"/>
           <w:tag w:val="goog_rdk_341"/>
         </w:sdtPr>
         <w:sdtContent>
@@ -8688,7 +8688,7 @@
       </w:sdt>
       <w:sdt>
         <w:sdtPr>
-          <w:id w:val="992585346"/>
+          <w:id w:val="-1990029349"/>
           <w:tag w:val="goog_rdk_342"/>
         </w:sdtPr>
         <w:sdtContent>
@@ -8705,7 +8705,7 @@
       </w:sdt>
       <w:sdt>
         <w:sdtPr>
-          <w:id w:val="545324548"/>
+          <w:id w:val="-192527724"/>
           <w:tag w:val="goog_rdk_343"/>
         </w:sdtPr>
         <w:sdtContent>
@@ -8720,7 +8720,7 @@
       </w:sdt>
       <w:sdt>
         <w:sdtPr>
-          <w:id w:val="2047241001"/>
+          <w:id w:val="-479328173"/>
           <w:tag w:val="goog_rdk_344"/>
         </w:sdtPr>
         <w:sdtContent>
@@ -8737,7 +8737,7 @@
       </w:sdt>
       <w:sdt>
         <w:sdtPr>
-          <w:id w:val="-73664376"/>
+          <w:id w:val="-1488191628"/>
           <w:tag w:val="goog_rdk_345"/>
         </w:sdtPr>
         <w:sdtContent>
@@ -8752,7 +8752,7 @@
       </w:sdt>
       <w:sdt>
         <w:sdtPr>
-          <w:id w:val="-490177433"/>
+          <w:id w:val="-333253043"/>
           <w:tag w:val="goog_rdk_346"/>
         </w:sdtPr>
         <w:sdtContent>
@@ -8769,7 +8769,7 @@
       </w:sdt>
       <w:sdt>
         <w:sdtPr>
-          <w:id w:val="-738722323"/>
+          <w:id w:val="-2014667197"/>
           <w:tag w:val="goog_rdk_347"/>
         </w:sdtPr>
         <w:sdtContent>
@@ -8784,7 +8784,7 @@
       </w:sdt>
       <w:sdt>
         <w:sdtPr>
-          <w:id w:val="-460495312"/>
+          <w:id w:val="-2050668454"/>
           <w:tag w:val="goog_rdk_348"/>
         </w:sdtPr>
         <w:sdtContent>
@@ -8801,7 +8801,7 @@
       </w:sdt>
       <w:sdt>
         <w:sdtPr>
-          <w:id w:val="-85232757"/>
+          <w:id w:val="106783563"/>
           <w:tag w:val="goog_rdk_349"/>
         </w:sdtPr>
         <w:sdtContent>
@@ -8839,7 +8839,7 @@
       </w:pPr>
       <w:sdt>
         <w:sdtPr>
-          <w:id w:val="-1608763147"/>
+          <w:id w:val="1415119639"/>
           <w:tag w:val="goog_rdk_350"/>
         </w:sdtPr>
         <w:sdtContent>
@@ -8873,7 +8873,7 @@
       </w:pPr>
       <w:sdt>
         <w:sdtPr>
-          <w:id w:val="2048561517"/>
+          <w:id w:val="2057611436"/>
           <w:tag w:val="goog_rdk_351"/>
         </w:sdtPr>
         <w:sdtContent>
@@ -8888,7 +8888,7 @@
       </w:sdt>
       <w:sdt>
         <w:sdtPr>
-          <w:id w:val="-793655308"/>
+          <w:id w:val="-202751668"/>
           <w:tag w:val="goog_rdk_352"/>
         </w:sdtPr>
         <w:sdtContent>
@@ -8905,7 +8905,7 @@
       </w:sdt>
       <w:sdt>
         <w:sdtPr>
-          <w:id w:val="-1691813776"/>
+          <w:id w:val="-709197028"/>
           <w:tag w:val="goog_rdk_353"/>
         </w:sdtPr>
         <w:sdtContent>
@@ -8937,7 +8937,7 @@
       </w:pPr>
       <w:sdt>
         <w:sdtPr>
-          <w:id w:val="-1857797331"/>
+          <w:id w:val="-1261146500"/>
           <w:tag w:val="goog_rdk_354"/>
         </w:sdtPr>
         <w:sdtContent>
@@ -8952,7 +8952,7 @@
       </w:sdt>
       <w:sdt>
         <w:sdtPr>
-          <w:id w:val="502964495"/>
+          <w:id w:val="-1733923052"/>
           <w:tag w:val="goog_rdk_355"/>
         </w:sdtPr>
         <w:sdtContent>
@@ -8969,7 +8969,7 @@
       </w:sdt>
       <w:sdt>
         <w:sdtPr>
-          <w:id w:val="-1410354670"/>
+          <w:id w:val="1763075476"/>
           <w:tag w:val="goog_rdk_356"/>
         </w:sdtPr>
         <w:sdtContent>
@@ -9007,7 +9007,7 @@
       </w:r>
       <w:sdt>
         <w:sdtPr>
-          <w:id w:val="-897891432"/>
+          <w:id w:val="581978577"/>
           <w:tag w:val="goog_rdk_357"/>
         </w:sdtPr>
         <w:sdtContent>
@@ -9024,7 +9024,7 @@
       </w:sdt>
       <w:sdt>
         <w:sdtPr>
-          <w:id w:val="-1940843806"/>
+          <w:id w:val="-1099475142"/>
           <w:tag w:val="goog_rdk_358"/>
         </w:sdtPr>
         <w:sdtContent>
@@ -9062,7 +9062,7 @@
       </w:r>
       <w:sdt>
         <w:sdtPr>
-          <w:id w:val="-1062101482"/>
+          <w:id w:val="1089673893"/>
           <w:tag w:val="goog_rdk_359"/>
         </w:sdtPr>
         <w:sdtContent>
@@ -9079,7 +9079,7 @@
       </w:sdt>
       <w:sdt>
         <w:sdtPr>
-          <w:id w:val="-1917968418"/>
+          <w:id w:val="1058707338"/>
           <w:tag w:val="goog_rdk_360"/>
         </w:sdtPr>
         <w:sdtContent>
@@ -9117,7 +9117,7 @@
       </w:pPr>
       <w:sdt>
         <w:sdtPr>
-          <w:id w:val="-2041168643"/>
+          <w:id w:val="781480255"/>
           <w:tag w:val="goog_rdk_361"/>
         </w:sdtPr>
         <w:sdtContent>
@@ -9157,7 +9157,7 @@
       </w:r>
       <w:sdt>
         <w:sdtPr>
-          <w:id w:val="-14416751"/>
+          <w:id w:val="-1956725653"/>
           <w:tag w:val="goog_rdk_362"/>
         </w:sdtPr>
         <w:sdtContent>
@@ -9174,7 +9174,7 @@
       </w:sdt>
       <w:sdt>
         <w:sdtPr>
-          <w:id w:val="-1703171489"/>
+          <w:id w:val="1575836699"/>
           <w:tag w:val="goog_rdk_363"/>
         </w:sdtPr>
         <w:sdtContent>
@@ -9212,7 +9212,7 @@
       </w:r>
       <w:sdt>
         <w:sdtPr>
-          <w:id w:val="720863451"/>
+          <w:id w:val="-2033800130"/>
           <w:tag w:val="goog_rdk_364"/>
         </w:sdtPr>
         <w:sdtContent>
@@ -9229,7 +9229,7 @@
       </w:sdt>
       <w:sdt>
         <w:sdtPr>
-          <w:id w:val="-1202706685"/>
+          <w:id w:val="742275261"/>
           <w:tag w:val="goog_rdk_365"/>
         </w:sdtPr>
         <w:sdtContent>
@@ -9267,7 +9267,7 @@
       </w:r>
       <w:sdt>
         <w:sdtPr>
-          <w:id w:val="113590097"/>
+          <w:id w:val="-1133411207"/>
           <w:tag w:val="goog_rdk_366"/>
         </w:sdtPr>
         <w:sdtContent>
@@ -9284,7 +9284,7 @@
       </w:sdt>
       <w:sdt>
         <w:sdtPr>
-          <w:id w:val="-1210101293"/>
+          <w:id w:val="1263986873"/>
           <w:tag w:val="goog_rdk_367"/>
         </w:sdtPr>
         <w:sdtContent>
@@ -9322,7 +9322,7 @@
       </w:pPr>
       <w:sdt>
         <w:sdtPr>
-          <w:id w:val="150562707"/>
+          <w:id w:val="143686109"/>
           <w:tag w:val="goog_rdk_368"/>
         </w:sdtPr>
         <w:sdtContent>
@@ -9362,7 +9362,7 @@
       </w:r>
       <w:sdt>
         <w:sdtPr>
-          <w:id w:val="-1724096350"/>
+          <w:id w:val="993077002"/>
           <w:tag w:val="goog_rdk_369"/>
         </w:sdtPr>
         <w:sdtContent>
@@ -9379,7 +9379,7 @@
       </w:sdt>
       <w:sdt>
         <w:sdtPr>
-          <w:id w:val="1356965944"/>
+          <w:id w:val="-644344317"/>
           <w:tag w:val="goog_rdk_370"/>
         </w:sdtPr>
         <w:sdtContent>
@@ -9417,7 +9417,7 @@
       </w:r>
       <w:sdt>
         <w:sdtPr>
-          <w:id w:val="300142939"/>
+          <w:id w:val="-1458370724"/>
           <w:tag w:val="goog_rdk_371"/>
         </w:sdtPr>
         <w:sdtContent>
@@ -9434,7 +9434,7 @@
       </w:sdt>
       <w:sdt>
         <w:sdtPr>
-          <w:id w:val="-1172486964"/>
+          <w:id w:val="-2328066"/>
           <w:tag w:val="goog_rdk_372"/>
         </w:sdtPr>
         <w:sdtContent>
@@ -9473,7 +9473,7 @@
       </w:pPr>
       <w:sdt>
         <w:sdtPr>
-          <w:id w:val="1739436904"/>
+          <w:id w:val="1051451647"/>
           <w:tag w:val="goog_rdk_373"/>
         </w:sdtPr>
         <w:sdtContent>
@@ -9508,7 +9508,7 @@
       </w:pPr>
       <w:sdt>
         <w:sdtPr>
-          <w:id w:val="1046668917"/>
+          <w:id w:val="-887193181"/>
           <w:tag w:val="goog_rdk_374"/>
         </w:sdtPr>
         <w:sdtContent>
@@ -9525,7 +9525,7 @@
       </w:sdt>
       <w:sdt>
         <w:sdtPr>
-          <w:id w:val="1587015813"/>
+          <w:id w:val="704523185"/>
           <w:tag w:val="goog_rdk_375"/>
         </w:sdtPr>
         <w:sdtContent>
@@ -9540,7 +9540,7 @@
       </w:sdt>
       <w:sdt>
         <w:sdtPr>
-          <w:id w:val="-640928715"/>
+          <w:id w:val="227145867"/>
           <w:tag w:val="goog_rdk_376"/>
         </w:sdtPr>
         <w:sdtContent>
@@ -9557,7 +9557,7 @@
       </w:sdt>
       <w:sdt>
         <w:sdtPr>
-          <w:id w:val="21116694"/>
+          <w:id w:val="51186971"/>
           <w:tag w:val="goog_rdk_377"/>
         </w:sdtPr>
         <w:sdtContent>
@@ -9572,7 +9572,7 @@
       </w:sdt>
       <w:sdt>
         <w:sdtPr>
-          <w:id w:val="-363628284"/>
+          <w:id w:val="-788318273"/>
           <w:tag w:val="goog_rdk_378"/>
         </w:sdtPr>
         <w:sdtContent>
@@ -9589,7 +9589,7 @@
       </w:sdt>
       <w:sdt>
         <w:sdtPr>
-          <w:id w:val="2104191670"/>
+          <w:id w:val="1181524863"/>
           <w:tag w:val="goog_rdk_379"/>
         </w:sdtPr>
         <w:sdtContent>
@@ -9604,7 +9604,7 @@
       </w:sdt>
       <w:sdt>
         <w:sdtPr>
-          <w:id w:val="724556051"/>
+          <w:id w:val="279238248"/>
           <w:tag w:val="goog_rdk_380"/>
         </w:sdtPr>
         <w:sdtContent>
@@ -9637,7 +9637,7 @@
       </w:pPr>
       <w:sdt>
         <w:sdtPr>
-          <w:id w:val="-1202012230"/>
+          <w:id w:val="1077954584"/>
           <w:tag w:val="goog_rdk_381"/>
         </w:sdtPr>
         <w:sdtContent>
@@ -9654,7 +9654,7 @@
       </w:sdt>
       <w:sdt>
         <w:sdtPr>
-          <w:id w:val="746642180"/>
+          <w:id w:val="1932809033"/>
           <w:tag w:val="goog_rdk_382"/>
         </w:sdtPr>
         <w:sdtContent>
@@ -9669,7 +9669,7 @@
       </w:sdt>
       <w:sdt>
         <w:sdtPr>
-          <w:id w:val="-1860377307"/>
+          <w:id w:val="1512199127"/>
           <w:tag w:val="goog_rdk_383"/>
         </w:sdtPr>
         <w:sdtContent>
@@ -9685,7 +9685,7 @@
       </w:sdt>
       <w:sdt>
         <w:sdtPr>
-          <w:id w:val="-1216197902"/>
+          <w:id w:val="-832645346"/>
           <w:tag w:val="goog_rdk_384"/>
         </w:sdtPr>
         <w:sdtContent>
@@ -9717,7 +9717,7 @@
       </w:pPr>
       <w:sdt>
         <w:sdtPr>
-          <w:id w:val="-1843405047"/>
+          <w:id w:val="1814374722"/>
           <w:tag w:val="goog_rdk_385"/>
         </w:sdtPr>
         <w:sdtContent>
@@ -9740,7 +9740,7 @@
       </w:r>
       <w:sdt>
         <w:sdtPr>
-          <w:id w:val="1804449678"/>
+          <w:id w:val="-2080542045"/>
           <w:tag w:val="goog_rdk_386"/>
         </w:sdtPr>
         <w:sdtContent>
@@ -9757,7 +9757,7 @@
       </w:sdt>
       <w:sdt>
         <w:sdtPr>
-          <w:id w:val="-1891730985"/>
+          <w:id w:val="500532245"/>
           <w:tag w:val="goog_rdk_387"/>
         </w:sdtPr>
         <w:sdtContent>
@@ -9772,7 +9772,7 @@
       </w:sdt>
       <w:sdt>
         <w:sdtPr>
-          <w:id w:val="146739525"/>
+          <w:id w:val="-1800240199"/>
           <w:tag w:val="goog_rdk_388"/>
         </w:sdtPr>
         <w:sdtContent>
@@ -9789,7 +9789,7 @@
       </w:sdt>
       <w:sdt>
         <w:sdtPr>
-          <w:id w:val="-218729096"/>
+          <w:id w:val="-64858258"/>
           <w:tag w:val="goog_rdk_389"/>
         </w:sdtPr>
         <w:sdtContent>
@@ -9840,7 +9840,7 @@
       </w:pPr>
       <w:sdt>
         <w:sdtPr>
-          <w:id w:val="375795137"/>
+          <w:id w:val="1948786010"/>
           <w:tag w:val="goog_rdk_390"/>
         </w:sdtPr>
         <w:sdtContent>
@@ -9877,7 +9877,7 @@
       </w:pPr>
       <w:sdt>
         <w:sdtPr>
-          <w:id w:val="1267912556"/>
+          <w:id w:val="-1668367661"/>
           <w:tag w:val="goog_rdk_391"/>
         </w:sdtPr>
         <w:sdtContent>
@@ -9894,7 +9894,7 @@
       </w:sdt>
       <w:sdt>
         <w:sdtPr>
-          <w:id w:val="-1513672333"/>
+          <w:id w:val="1297193551"/>
           <w:tag w:val="goog_rdk_392"/>
         </w:sdtPr>
         <w:sdtContent>
@@ -9926,7 +9926,7 @@
       </w:pPr>
       <w:sdt>
         <w:sdtPr>
-          <w:id w:val="-1580871403"/>
+          <w:id w:val="-1453937424"/>
           <w:tag w:val="goog_rdk_393"/>
         </w:sdtPr>
         <w:sdtContent>
@@ -9958,7 +9958,7 @@
       </w:pPr>
       <w:sdt>
         <w:sdtPr>
-          <w:id w:val="-381147337"/>
+          <w:id w:val="-426721360"/>
           <w:tag w:val="goog_rdk_394"/>
         </w:sdtPr>
         <w:sdtContent>
@@ -9990,7 +9990,7 @@
       </w:pPr>
       <w:sdt>
         <w:sdtPr>
-          <w:id w:val="-876298014"/>
+          <w:id w:val="-1116230710"/>
           <w:tag w:val="goog_rdk_395"/>
         </w:sdtPr>
         <w:sdtContent>
@@ -10028,7 +10028,7 @@
       </w:pPr>
       <w:sdt>
         <w:sdtPr>
-          <w:id w:val="-984987340"/>
+          <w:id w:val="-926871897"/>
           <w:tag w:val="goog_rdk_396"/>
         </w:sdtPr>
         <w:sdtContent>
@@ -10062,7 +10062,7 @@
       </w:pPr>
       <w:sdt>
         <w:sdtPr>
-          <w:id w:val="-189702108"/>
+          <w:id w:val="-2028311386"/>
           <w:tag w:val="goog_rdk_397"/>
         </w:sdtPr>
         <w:sdtContent>
@@ -10079,7 +10079,7 @@
       </w:sdt>
       <w:sdt>
         <w:sdtPr>
-          <w:id w:val="-1227769266"/>
+          <w:id w:val="-1489882976"/>
           <w:tag w:val="goog_rdk_398"/>
         </w:sdtPr>
         <w:sdtContent>
@@ -10111,7 +10111,7 @@
       </w:pPr>
       <w:sdt>
         <w:sdtPr>
-          <w:id w:val="-29649243"/>
+          <w:id w:val="988492339"/>
           <w:tag w:val="goog_rdk_399"/>
         </w:sdtPr>
         <w:sdtContent>
@@ -10128,7 +10128,7 @@
       </w:sdt>
       <w:sdt>
         <w:sdtPr>
-          <w:id w:val="-989414206"/>
+          <w:id w:val="1673828926"/>
           <w:tag w:val="goog_rdk_400"/>
         </w:sdtPr>
         <w:sdtContent>
@@ -10160,7 +10160,7 @@
       </w:pPr>
       <w:sdt>
         <w:sdtPr>
-          <w:id w:val="-332927019"/>
+          <w:id w:val="1069712906"/>
           <w:tag w:val="goog_rdk_401"/>
         </w:sdtPr>
         <w:sdtContent>
@@ -10177,7 +10177,7 @@
       </w:sdt>
       <w:sdt>
         <w:sdtPr>
-          <w:id w:val="1237819552"/>
+          <w:id w:val="-404108079"/>
           <w:tag w:val="goog_rdk_402"/>
         </w:sdtPr>
         <w:sdtContent>
@@ -10192,7 +10192,7 @@
       </w:sdt>
       <w:sdt>
         <w:sdtPr>
-          <w:id w:val="-988950704"/>
+          <w:id w:val="1742233189"/>
           <w:tag w:val="goog_rdk_403"/>
         </w:sdtPr>
         <w:sdtContent>
@@ -10208,7 +10208,7 @@
       </w:sdt>
       <w:sdt>
         <w:sdtPr>
-          <w:id w:val="1395848139"/>
+          <w:id w:val="-1954816651"/>
           <w:tag w:val="goog_rdk_404"/>
         </w:sdtPr>
         <w:sdtContent>
@@ -10246,7 +10246,7 @@
       </w:pPr>
       <w:sdt>
         <w:sdtPr>
-          <w:id w:val="-76906966"/>
+          <w:id w:val="-1747457502"/>
           <w:tag w:val="goog_rdk_405"/>
         </w:sdtPr>
         <w:sdtContent>
@@ -10280,7 +10280,7 @@
       </w:pPr>
       <w:sdt>
         <w:sdtPr>
-          <w:id w:val="411416943"/>
+          <w:id w:val="-344580846"/>
           <w:tag w:val="goog_rdk_406"/>
         </w:sdtPr>
         <w:sdtContent>
@@ -10297,7 +10297,7 @@
       </w:sdt>
       <w:sdt>
         <w:sdtPr>
-          <w:id w:val="-1537968180"/>
+          <w:id w:val="1959432846"/>
           <w:tag w:val="goog_rdk_407"/>
         </w:sdtPr>
         <w:sdtContent>
@@ -10312,7 +10312,7 @@
       </w:sdt>
       <w:sdt>
         <w:sdtPr>
-          <w:id w:val="1612817402"/>
+          <w:id w:val="248713248"/>
           <w:tag w:val="goog_rdk_408"/>
         </w:sdtPr>
         <w:sdtContent>
@@ -10328,7 +10328,7 @@
       </w:sdt>
       <w:sdt>
         <w:sdtPr>
-          <w:id w:val="1072470211"/>
+          <w:id w:val="1815408439"/>
           <w:tag w:val="goog_rdk_409"/>
         </w:sdtPr>
         <w:sdtContent>
@@ -10343,7 +10343,7 @@
       </w:sdt>
       <w:sdt>
         <w:sdtPr>
-          <w:id w:val="-280256468"/>
+          <w:id w:val="359796668"/>
           <w:tag w:val="goog_rdk_410"/>
         </w:sdtPr>
         <w:sdtContent>
@@ -10359,7 +10359,7 @@
       </w:sdt>
       <w:sdt>
         <w:sdtPr>
-          <w:id w:val="1231098854"/>
+          <w:id w:val="-30888112"/>
           <w:tag w:val="goog_rdk_411"/>
         </w:sdtPr>
         <w:sdtContent>
@@ -10391,7 +10391,7 @@
       </w:pPr>
       <w:sdt>
         <w:sdtPr>
-          <w:id w:val="-562876912"/>
+          <w:id w:val="-1641463508"/>
           <w:tag w:val="goog_rdk_412"/>
         </w:sdtPr>
         <w:sdtContent>
@@ -10408,7 +10408,7 @@
       </w:sdt>
       <w:sdt>
         <w:sdtPr>
-          <w:id w:val="-214937708"/>
+          <w:id w:val="-1145387563"/>
           <w:tag w:val="goog_rdk_413"/>
         </w:sdtPr>
         <w:sdtContent>
@@ -10423,7 +10423,7 @@
       </w:sdt>
       <w:sdt>
         <w:sdtPr>
-          <w:id w:val="1792495465"/>
+          <w:id w:val="-1404125009"/>
           <w:tag w:val="goog_rdk_414"/>
         </w:sdtPr>
         <w:sdtContent>
@@ -10439,7 +10439,7 @@
       </w:sdt>
       <w:sdt>
         <w:sdtPr>
-          <w:id w:val="-1902635430"/>
+          <w:id w:val="-1921167639"/>
           <w:tag w:val="goog_rdk_415"/>
         </w:sdtPr>
         <w:sdtContent>
@@ -10471,7 +10471,7 @@
       </w:pPr>
       <w:sdt>
         <w:sdtPr>
-          <w:id w:val="275123242"/>
+          <w:id w:val="1414408234"/>
           <w:tag w:val="goog_rdk_416"/>
         </w:sdtPr>
         <w:sdtContent>
@@ -10488,7 +10488,7 @@
       </w:sdt>
       <w:sdt>
         <w:sdtPr>
-          <w:id w:val="-184569000"/>
+          <w:id w:val="-242155994"/>
           <w:tag w:val="goog_rdk_417"/>
         </w:sdtPr>
         <w:sdtContent>
@@ -10503,7 +10503,7 @@
       </w:sdt>
       <w:sdt>
         <w:sdtPr>
-          <w:id w:val="419419763"/>
+          <w:id w:val="2022560503"/>
           <w:tag w:val="goog_rdk_418"/>
         </w:sdtPr>
         <w:sdtContent>
@@ -10519,7 +10519,7 @@
       </w:sdt>
       <w:sdt>
         <w:sdtPr>
-          <w:id w:val="-1779307966"/>
+          <w:id w:val="1608127170"/>
           <w:tag w:val="goog_rdk_419"/>
         </w:sdtPr>
         <w:sdtContent>
@@ -10557,7 +10557,7 @@
       </w:pPr>
       <w:sdt>
         <w:sdtPr>
-          <w:id w:val="-1592243224"/>
+          <w:id w:val="-1506179878"/>
           <w:tag w:val="goog_rdk_420"/>
         </w:sdtPr>
         <w:sdtContent>
@@ -10591,7 +10591,7 @@
       </w:pPr>
       <w:sdt>
         <w:sdtPr>
-          <w:id w:val="1713760049"/>
+          <w:id w:val="-1860101554"/>
           <w:tag w:val="goog_rdk_421"/>
         </w:sdtPr>
         <w:sdtContent>
@@ -10608,7 +10608,7 @@
       </w:sdt>
       <w:sdt>
         <w:sdtPr>
-          <w:id w:val="1497505112"/>
+          <w:id w:val="-759277693"/>
           <w:tag w:val="goog_rdk_422"/>
         </w:sdtPr>
         <w:sdtContent>
@@ -10623,7 +10623,7 @@
       </w:sdt>
       <w:sdt>
         <w:sdtPr>
-          <w:id w:val="308579161"/>
+          <w:id w:val="866648254"/>
           <w:tag w:val="goog_rdk_423"/>
         </w:sdtPr>
         <w:sdtContent>
@@ -10641,7 +10641,7 @@
       </w:sdt>
       <w:sdt>
         <w:sdtPr>
-          <w:id w:val="281812074"/>
+          <w:id w:val="-1591865188"/>
           <w:tag w:val="goog_rdk_424"/>
         </w:sdtPr>
         <w:sdtContent>
@@ -10673,7 +10673,7 @@
       </w:pPr>
       <w:sdt>
         <w:sdtPr>
-          <w:id w:val="1846132910"/>
+          <w:id w:val="-1723845130"/>
           <w:tag w:val="goog_rdk_425"/>
         </w:sdtPr>
         <w:sdtContent>
@@ -10690,7 +10690,7 @@
       </w:sdt>
       <w:sdt>
         <w:sdtPr>
-          <w:id w:val="-1552828187"/>
+          <w:id w:val="-1610725496"/>
           <w:tag w:val="goog_rdk_426"/>
         </w:sdtPr>
         <w:sdtContent>
@@ -10705,7 +10705,7 @@
       </w:sdt>
       <w:sdt>
         <w:sdtPr>
-          <w:id w:val="-558387715"/>
+          <w:id w:val="410447138"/>
           <w:tag w:val="goog_rdk_427"/>
         </w:sdtPr>
         <w:sdtContent>
@@ -10722,7 +10722,7 @@
       </w:sdt>
       <w:sdt>
         <w:sdtPr>
-          <w:id w:val="193030696"/>
+          <w:id w:val="-256246236"/>
           <w:tag w:val="goog_rdk_428"/>
         </w:sdtPr>
         <w:sdtContent>
@@ -10754,7 +10754,7 @@
       </w:pPr>
       <w:sdt>
         <w:sdtPr>
-          <w:id w:val="1875638553"/>
+          <w:id w:val="1882765043"/>
           <w:tag w:val="goog_rdk_429"/>
         </w:sdtPr>
         <w:sdtContent>
@@ -10771,7 +10771,7 @@
       </w:sdt>
       <w:sdt>
         <w:sdtPr>
-          <w:id w:val="-1358966687"/>
+          <w:id w:val="855804934"/>
           <w:tag w:val="goog_rdk_430"/>
         </w:sdtPr>
         <w:sdtContent>
@@ -10786,7 +10786,7 @@
       </w:sdt>
       <w:sdt>
         <w:sdtPr>
-          <w:id w:val="-1903855801"/>
+          <w:id w:val="1000208936"/>
           <w:tag w:val="goog_rdk_431"/>
         </w:sdtPr>
         <w:sdtContent>
@@ -10802,7 +10802,7 @@
       </w:sdt>
       <w:sdt>
         <w:sdtPr>
-          <w:id w:val="427199322"/>
+          <w:id w:val="-1039726039"/>
           <w:tag w:val="goog_rdk_432"/>
         </w:sdtPr>
         <w:sdtContent>
@@ -10837,7 +10837,7 @@
       </w:pPr>
       <w:sdt>
         <w:sdtPr>
-          <w:id w:val="634055977"/>
+          <w:id w:val="-291105509"/>
           <w:tag w:val="goog_rdk_433"/>
         </w:sdtPr>
         <w:sdtContent>
@@ -10852,7 +10852,7 @@
       </w:sdt>
       <w:sdt>
         <w:sdtPr>
-          <w:id w:val="294260909"/>
+          <w:id w:val="99063253"/>
           <w:tag w:val="goog_rdk_434"/>
         </w:sdtPr>
         <w:sdtContent>
@@ -10869,7 +10869,7 @@
       </w:sdt>
       <w:sdt>
         <w:sdtPr>
-          <w:id w:val="-1133918341"/>
+          <w:id w:val="1958683288"/>
           <w:tag w:val="goog_rdk_435"/>
         </w:sdtPr>
         <w:sdtContent>
@@ -10884,7 +10884,7 @@
       </w:sdt>
       <w:sdt>
         <w:sdtPr>
-          <w:id w:val="-1184760464"/>
+          <w:id w:val="950803495"/>
           <w:tag w:val="goog_rdk_436"/>
         </w:sdtPr>
         <w:sdtContent>
@@ -10901,7 +10901,7 @@
       </w:sdt>
       <w:sdt>
         <w:sdtPr>
-          <w:id w:val="1420684572"/>
+          <w:id w:val="726969835"/>
           <w:tag w:val="goog_rdk_437"/>
         </w:sdtPr>
         <w:sdtContent>
@@ -10916,7 +10916,7 @@
       </w:sdt>
       <w:sdt>
         <w:sdtPr>
-          <w:id w:val="1336127996"/>
+          <w:id w:val="-951285975"/>
           <w:tag w:val="goog_rdk_438"/>
         </w:sdtPr>
         <w:sdtContent>
@@ -10932,7 +10932,7 @@
       </w:sdt>
       <w:sdt>
         <w:sdtPr>
-          <w:id w:val="1990332385"/>
+          <w:id w:val="-444606886"/>
           <w:tag w:val="goog_rdk_439"/>
         </w:sdtPr>
         <w:sdtContent>
@@ -10973,7 +10973,7 @@
       </w:pPr>
       <w:sdt>
         <w:sdtPr>
-          <w:id w:val="1551314967"/>
+          <w:id w:val="-674072795"/>
           <w:tag w:val="goog_rdk_440"/>
         </w:sdtPr>
         <w:sdtContent>
@@ -11014,7 +11014,7 @@
       </w:pPr>
       <w:sdt>
         <w:sdtPr>
-          <w:id w:val="156900953"/>
+          <w:id w:val="-23615676"/>
           <w:tag w:val="goog_rdk_441"/>
         </w:sdtPr>
         <w:sdtContent>
@@ -11048,7 +11048,7 @@
       <w:bookmarkEnd w:id="0"/>
       <w:sdt>
         <w:sdtPr>
-          <w:id w:val="118131505"/>
+          <w:id w:val="1132129053"/>
           <w:tag w:val="goog_rdk_442"/>
         </w:sdtPr>
         <w:sdtContent>
@@ -11077,7 +11077,7 @@
       </w:pPr>
       <w:sdt>
         <w:sdtPr>
-          <w:id w:val="1369423354"/>
+          <w:id w:val="1476962279"/>
           <w:tag w:val="goog_rdk_443"/>
         </w:sdtPr>
         <w:sdtContent>
@@ -11099,7 +11099,7 @@
       </w:pPr>
       <w:sdt>
         <w:sdtPr>
-          <w:id w:val="-326606089"/>
+          <w:id w:val="-247432941"/>
           <w:tag w:val="goog_rdk_444"/>
         </w:sdtPr>
         <w:sdtContent>
@@ -11121,7 +11121,7 @@
       </w:pPr>
       <w:sdt>
         <w:sdtPr>
-          <w:id w:val="-1619858462"/>
+          <w:id w:val="-809048346"/>
           <w:tag w:val="goog_rdk_445"/>
         </w:sdtPr>
         <w:sdtContent>
@@ -11143,7 +11143,7 @@
       </w:pPr>
       <w:sdt>
         <w:sdtPr>
-          <w:id w:val="-843434153"/>
+          <w:id w:val="1218248554"/>
           <w:tag w:val="goog_rdk_446"/>
         </w:sdtPr>
         <w:sdtContent>
@@ -11163,7 +11163,7 @@
       </w:pPr>
       <w:sdt>
         <w:sdtPr>
-          <w:id w:val="1448030541"/>
+          <w:id w:val="673056747"/>
           <w:tag w:val="goog_rdk_447"/>
         </w:sdtPr>
         <w:sdtContent>
@@ -11194,7 +11194,7 @@
       <w:bookmarkEnd w:id="1"/>
       <w:sdt>
         <w:sdtPr>
-          <w:id w:val="2094502308"/>
+          <w:id w:val="-405017405"/>
           <w:tag w:val="goog_rdk_448"/>
         </w:sdtPr>
         <w:sdtContent>
@@ -11226,7 +11226,7 @@
       </w:pPr>
       <w:sdt>
         <w:sdtPr>
-          <w:id w:val="541590907"/>
+          <w:id w:val="601297870"/>
           <w:tag w:val="goog_rdk_449"/>
         </w:sdtPr>
         <w:sdtContent>
@@ -11243,7 +11243,7 @@
       </w:sdt>
       <w:sdt>
         <w:sdtPr>
-          <w:id w:val="-1651553769"/>
+          <w:id w:val="-1018918057"/>
           <w:tag w:val="goog_rdk_450"/>
         </w:sdtPr>
         <w:sdtContent>
@@ -11258,7 +11258,7 @@
       </w:sdt>
       <w:sdt>
         <w:sdtPr>
-          <w:id w:val="940918484"/>
+          <w:id w:val="1793331723"/>
           <w:tag w:val="goog_rdk_451"/>
         </w:sdtPr>
         <w:sdtContent>
@@ -11275,7 +11275,7 @@
       </w:sdt>
       <w:sdt>
         <w:sdtPr>
-          <w:id w:val="-2039975878"/>
+          <w:id w:val="-722081468"/>
           <w:tag w:val="goog_rdk_452"/>
         </w:sdtPr>
         <w:sdtContent>
@@ -11305,7 +11305,7 @@
       </w:pPr>
       <w:sdt>
         <w:sdtPr>
-          <w:id w:val="-464326352"/>
+          <w:id w:val="-1875006134"/>
           <w:tag w:val="goog_rdk_453"/>
         </w:sdtPr>
         <w:sdtContent>
@@ -11338,7 +11338,7 @@
       </w:pPr>
       <w:sdt>
         <w:sdtPr>
-          <w:id w:val="678204249"/>
+          <w:id w:val="-154908123"/>
           <w:tag w:val="goog_rdk_454"/>
         </w:sdtPr>
         <w:sdtContent>
@@ -11368,7 +11368,7 @@
       </w:pPr>
       <w:sdt>
         <w:sdtPr>
-          <w:id w:val="-54170043"/>
+          <w:id w:val="-1180735063"/>
           <w:tag w:val="goog_rdk_455"/>
         </w:sdtPr>
         <w:sdtContent>
@@ -11385,7 +11385,7 @@
       </w:sdt>
       <w:sdt>
         <w:sdtPr>
-          <w:id w:val="-1729792085"/>
+          <w:id w:val="-368950617"/>
           <w:tag w:val="goog_rdk_456"/>
         </w:sdtPr>
         <w:sdtContent>
@@ -11416,7 +11416,7 @@
       <w:bookmarkEnd w:id="2"/>
       <w:sdt>
         <w:sdtPr>
-          <w:id w:val="-1012519914"/>
+          <w:id w:val="697511434"/>
           <w:tag w:val="goog_rdk_457"/>
         </w:sdtPr>
         <w:sdtContent>
@@ -11448,7 +11448,7 @@
       </w:pPr>
       <w:sdt>
         <w:sdtPr>
-          <w:id w:val="1024750537"/>
+          <w:id w:val="-484581020"/>
           <w:tag w:val="goog_rdk_458"/>
         </w:sdtPr>
         <w:sdtContent>
@@ -11465,7 +11465,7 @@
       </w:sdt>
       <w:sdt>
         <w:sdtPr>
-          <w:id w:val="-2028841483"/>
+          <w:id w:val="2080712309"/>
           <w:tag w:val="goog_rdk_459"/>
         </w:sdtPr>
         <w:sdtContent>
@@ -11495,7 +11495,7 @@
       </w:pPr>
       <w:sdt>
         <w:sdtPr>
-          <w:id w:val="-1184234905"/>
+          <w:id w:val="-1164145952"/>
           <w:tag w:val="goog_rdk_460"/>
         </w:sdtPr>
         <w:sdtContent>
@@ -11528,7 +11528,7 @@
       </w:pPr>
       <w:sdt>
         <w:sdtPr>
-          <w:id w:val="-1947215175"/>
+          <w:id w:val="1101349144"/>
           <w:tag w:val="goog_rdk_461"/>
         </w:sdtPr>
         <w:sdtContent>
@@ -11558,7 +11558,7 @@
       </w:pPr>
       <w:sdt>
         <w:sdtPr>
-          <w:id w:val="2032681803"/>
+          <w:id w:val="-1601803541"/>
           <w:tag w:val="goog_rdk_462"/>
         </w:sdtPr>
         <w:sdtContent>
@@ -11588,7 +11588,7 @@
       </w:pPr>
       <w:sdt>
         <w:sdtPr>
-          <w:id w:val="1111171015"/>
+          <w:id w:val="-823406780"/>
           <w:tag w:val="goog_rdk_463"/>
         </w:sdtPr>
         <w:sdtContent>
@@ -11605,7 +11605,7 @@
       </w:sdt>
       <w:sdt>
         <w:sdtPr>
-          <w:id w:val="-1060931208"/>
+          <w:id w:val="1962713541"/>
           <w:tag w:val="goog_rdk_464"/>
         </w:sdtPr>
         <w:sdtContent>
@@ -11636,7 +11636,7 @@
       <w:bookmarkEnd w:id="3"/>
       <w:sdt>
         <w:sdtPr>
-          <w:id w:val="-453900287"/>
+          <w:id w:val="1290470946"/>
           <w:tag w:val="goog_rdk_465"/>
         </w:sdtPr>
         <w:sdtContent>
@@ -11668,7 +11668,7 @@
       </w:pPr>
       <w:sdt>
         <w:sdtPr>
-          <w:id w:val="-520109399"/>
+          <w:id w:val="-1228698321"/>
           <w:tag w:val="goog_rdk_466"/>
         </w:sdtPr>
         <w:sdtContent>
@@ -11685,7 +11685,7 @@
       </w:sdt>
       <w:sdt>
         <w:sdtPr>
-          <w:id w:val="-2080953009"/>
+          <w:id w:val="745499154"/>
           <w:tag w:val="goog_rdk_467"/>
         </w:sdtPr>
         <w:sdtContent>
@@ -11715,7 +11715,7 @@
       </w:pPr>
       <w:sdt>
         <w:sdtPr>
-          <w:id w:val="-352612465"/>
+          <w:id w:val="-247671186"/>
           <w:tag w:val="goog_rdk_468"/>
         </w:sdtPr>
         <w:sdtContent>
@@ -11732,7 +11732,7 @@
       </w:sdt>
       <w:sdt>
         <w:sdtPr>
-          <w:id w:val="1184004163"/>
+          <w:id w:val="328033870"/>
           <w:tag w:val="goog_rdk_469"/>
         </w:sdtPr>
         <w:sdtContent>
@@ -11763,7 +11763,7 @@
       <w:bookmarkEnd w:id="4"/>
       <w:sdt>
         <w:sdtPr>
-          <w:id w:val="-1706384900"/>
+          <w:id w:val="1021518715"/>
           <w:tag w:val="goog_rdk_470"/>
         </w:sdtPr>
         <w:sdtContent>
@@ -11795,7 +11795,7 @@
       </w:pPr>
       <w:sdt>
         <w:sdtPr>
-          <w:id w:val="400717008"/>
+          <w:id w:val="-891644759"/>
           <w:tag w:val="goog_rdk_471"/>
         </w:sdtPr>
         <w:sdtContent>
@@ -11812,7 +11812,7 @@
       </w:sdt>
       <w:sdt>
         <w:sdtPr>
-          <w:id w:val="1916637024"/>
+          <w:id w:val="1779668533"/>
           <w:tag w:val="goog_rdk_472"/>
         </w:sdtPr>
         <w:sdtContent>
@@ -11827,7 +11827,7 @@
       </w:sdt>
       <w:sdt>
         <w:sdtPr>
-          <w:id w:val="635701285"/>
+          <w:id w:val="-428509112"/>
           <w:tag w:val="goog_rdk_473"/>
         </w:sdtPr>
         <w:sdtContent>
@@ -11844,7 +11844,7 @@
       </w:sdt>
       <w:sdt>
         <w:sdtPr>
-          <w:id w:val="-223472508"/>
+          <w:id w:val="-602966474"/>
           <w:tag w:val="goog_rdk_474"/>
         </w:sdtPr>
         <w:sdtContent>
@@ -11859,7 +11859,7 @@
       </w:sdt>
       <w:sdt>
         <w:sdtPr>
-          <w:id w:val="-840143618"/>
+          <w:id w:val="1072083730"/>
           <w:tag w:val="goog_rdk_475"/>
         </w:sdtPr>
         <w:sdtContent>
@@ -11876,7 +11876,7 @@
       </w:sdt>
       <w:sdt>
         <w:sdtPr>
-          <w:id w:val="2137568820"/>
+          <w:id w:val="-1545425218"/>
           <w:tag w:val="goog_rdk_476"/>
         </w:sdtPr>
         <w:sdtContent>
@@ -11891,7 +11891,7 @@
       </w:sdt>
       <w:sdt>
         <w:sdtPr>
-          <w:id w:val="147561644"/>
+          <w:id w:val="1829958924"/>
           <w:tag w:val="goog_rdk_477"/>
         </w:sdtPr>
         <w:sdtContent>
@@ -11908,7 +11908,7 @@
       </w:sdt>
       <w:sdt>
         <w:sdtPr>
-          <w:id w:val="265319913"/>
+          <w:id w:val="-1501428880"/>
           <w:tag w:val="goog_rdk_478"/>
         </w:sdtPr>
         <w:sdtContent>
@@ -11938,7 +11938,7 @@
       </w:pPr>
       <w:sdt>
         <w:sdtPr>
-          <w:id w:val="-745831752"/>
+          <w:id w:val="1445276916"/>
           <w:tag w:val="goog_rdk_479"/>
         </w:sdtPr>
         <w:sdtContent>
@@ -11955,7 +11955,7 @@
       </w:sdt>
       <w:sdt>
         <w:sdtPr>
-          <w:id w:val="-220094064"/>
+          <w:id w:val="1094589877"/>
           <w:tag w:val="goog_rdk_480"/>
         </w:sdtPr>
         <w:sdtContent>
@@ -11986,7 +11986,7 @@
       <w:bookmarkEnd w:id="5"/>
       <w:sdt>
         <w:sdtPr>
-          <w:id w:val="-1037916861"/>
+          <w:id w:val="-993215264"/>
           <w:tag w:val="goog_rdk_481"/>
         </w:sdtPr>
         <w:sdtContent>
@@ -12018,7 +12018,7 @@
       </w:pPr>
       <w:sdt>
         <w:sdtPr>
-          <w:id w:val="579140889"/>
+          <w:id w:val="299292850"/>
           <w:tag w:val="goog_rdk_482"/>
         </w:sdtPr>
         <w:sdtContent>
@@ -12035,7 +12035,7 @@
       </w:sdt>
       <w:sdt>
         <w:sdtPr>
-          <w:id w:val="364323688"/>
+          <w:id w:val="715372476"/>
           <w:tag w:val="goog_rdk_483"/>
         </w:sdtPr>
         <w:sdtContent>
@@ -12065,7 +12065,7 @@
       </w:pPr>
       <w:sdt>
         <w:sdtPr>
-          <w:id w:val="-2005611501"/>
+          <w:id w:val="105673010"/>
           <w:tag w:val="goog_rdk_484"/>
         </w:sdtPr>
         <w:sdtContent>
@@ -12082,7 +12082,7 @@
       </w:sdt>
       <w:sdt>
         <w:sdtPr>
-          <w:id w:val="-1300681728"/>
+          <w:id w:val="390949416"/>
           <w:tag w:val="goog_rdk_485"/>
         </w:sdtPr>
         <w:sdtContent>
@@ -12113,7 +12113,7 @@
       <w:bookmarkEnd w:id="6"/>
       <w:sdt>
         <w:sdtPr>
-          <w:id w:val="-1157004757"/>
+          <w:id w:val="1245870413"/>
           <w:tag w:val="goog_rdk_486"/>
         </w:sdtPr>
         <w:sdtContent>
@@ -12145,7 +12145,7 @@
       </w:pPr>
       <w:sdt>
         <w:sdtPr>
-          <w:id w:val="-404073282"/>
+          <w:id w:val="-1726106486"/>
           <w:tag w:val="goog_rdk_487"/>
         </w:sdtPr>
         <w:sdtContent>
@@ -12160,7 +12160,7 @@
       </w:sdt>
       <w:sdt>
         <w:sdtPr>
-          <w:id w:val="-1587799903"/>
+          <w:id w:val="-693979005"/>
           <w:tag w:val="goog_rdk_488"/>
         </w:sdtPr>
         <w:sdtContent>
@@ -12177,7 +12177,7 @@
       </w:sdt>
       <w:sdt>
         <w:sdtPr>
-          <w:id w:val="-1948683282"/>
+          <w:id w:val="-2128742350"/>
           <w:tag w:val="goog_rdk_489"/>
         </w:sdtPr>
         <w:sdtContent>
@@ -12207,7 +12207,7 @@
       </w:pPr>
       <w:sdt>
         <w:sdtPr>
-          <w:id w:val="-393719150"/>
+          <w:id w:val="-2106828630"/>
           <w:tag w:val="goog_rdk_490"/>
         </w:sdtPr>
         <w:sdtContent>
@@ -12246,7 +12246,7 @@
       </w:pPr>
       <w:sdt>
         <w:sdtPr>
-          <w:id w:val="-1297031928"/>
+          <w:id w:val="-1253270166"/>
           <w:tag w:val="goog_rdk_491"/>
         </w:sdtPr>
         <w:sdtContent>
@@ -12284,7 +12284,7 @@
       </w:pPr>
       <w:sdt>
         <w:sdtPr>
-          <w:id w:val="-1883672572"/>
+          <w:id w:val="1266550069"/>
           <w:tag w:val="goog_rdk_492"/>
         </w:sdtPr>
         <w:sdtContent>
@@ -12301,7 +12301,7 @@
       </w:sdt>
       <w:sdt>
         <w:sdtPr>
-          <w:id w:val="-1053873024"/>
+          <w:id w:val="507541006"/>
           <w:tag w:val="goog_rdk_493"/>
         </w:sdtPr>
         <w:sdtContent>
@@ -12333,7 +12333,7 @@
       </w:pPr>
       <w:sdt>
         <w:sdtPr>
-          <w:id w:val="575673781"/>
+          <w:id w:val="-638590655"/>
           <w:tag w:val="goog_rdk_494"/>
         </w:sdtPr>
         <w:sdtContent>
@@ -12365,7 +12365,7 @@
       </w:pPr>
       <w:sdt>
         <w:sdtPr>
-          <w:id w:val="2055273665"/>
+          <w:id w:val="-1876328446"/>
           <w:tag w:val="goog_rdk_495"/>
         </w:sdtPr>
         <w:sdtContent>
@@ -12397,7 +12397,7 @@
       </w:pPr>
       <w:sdt>
         <w:sdtPr>
-          <w:id w:val="-1760006887"/>
+          <w:id w:val="-629376611"/>
           <w:tag w:val="goog_rdk_496"/>
         </w:sdtPr>
         <w:sdtContent>
@@ -12429,7 +12429,7 @@
       </w:pPr>
       <w:sdt>
         <w:sdtPr>
-          <w:id w:val="2083795209"/>
+          <w:id w:val="1455213488"/>
           <w:tag w:val="goog_rdk_497"/>
         </w:sdtPr>
         <w:sdtContent>
@@ -12467,7 +12467,7 @@
       </w:pPr>
       <w:sdt>
         <w:sdtPr>
-          <w:id w:val="-1787576073"/>
+          <w:id w:val="-221900949"/>
           <w:tag w:val="goog_rdk_498"/>
         </w:sdtPr>
         <w:sdtContent>
@@ -12507,7 +12507,7 @@
       </w:pPr>
       <w:sdt>
         <w:sdtPr>
-          <w:id w:val="-1511803473"/>
+          <w:id w:val="-802059448"/>
           <w:tag w:val="goog_rdk_499"/>
         </w:sdtPr>
         <w:sdtContent>
@@ -12537,7 +12537,7 @@
       </w:pPr>
       <w:sdt>
         <w:sdtPr>
-          <w:id w:val="-171370266"/>
+          <w:id w:val="-1489507377"/>
           <w:tag w:val="goog_rdk_500"/>
         </w:sdtPr>
         <w:sdtContent>
@@ -12554,7 +12554,7 @@
       </w:sdt>
       <w:sdt>
         <w:sdtPr>
-          <w:id w:val="-1358636928"/>
+          <w:id w:val="290557497"/>
           <w:tag w:val="goog_rdk_501"/>
         </w:sdtPr>
         <w:sdtContent>
@@ -12584,7 +12584,7 @@
       </w:pPr>
       <w:sdt>
         <w:sdtPr>
-          <w:id w:val="1438948368"/>
+          <w:id w:val="1410963032"/>
           <w:tag w:val="goog_rdk_502"/>
         </w:sdtPr>
         <w:sdtContent>
@@ -12601,7 +12601,7 @@
       </w:sdt>
       <w:sdt>
         <w:sdtPr>
-          <w:id w:val="-2010275007"/>
+          <w:id w:val="-1275090020"/>
           <w:tag w:val="goog_rdk_503"/>
         </w:sdtPr>
         <w:sdtContent>
@@ -12631,7 +12631,7 @@
       </w:pPr>
       <w:sdt>
         <w:sdtPr>
-          <w:id w:val="858109944"/>
+          <w:id w:val="1147409708"/>
           <w:tag w:val="goog_rdk_504"/>
         </w:sdtPr>
         <w:sdtContent>
@@ -12648,7 +12648,7 @@
       </w:sdt>
       <w:sdt>
         <w:sdtPr>
-          <w:id w:val="-1732389441"/>
+          <w:id w:val="1186653246"/>
           <w:tag w:val="goog_rdk_505"/>
         </w:sdtPr>
         <w:sdtContent>
@@ -12686,7 +12686,7 @@
       </w:pPr>
       <w:sdt>
         <w:sdtPr>
-          <w:id w:val="492328736"/>
+          <w:id w:val="1195875467"/>
           <w:tag w:val="goog_rdk_506"/>
         </w:sdtPr>
         <w:sdtContent>
@@ -12723,7 +12723,7 @@
       </w:pPr>
       <w:sdt>
         <w:sdtPr>
-          <w:id w:val="-599104137"/>
+          <w:id w:val="-288540694"/>
           <w:tag w:val="goog_rdk_507"/>
         </w:sdtPr>
         <w:sdtContent>
@@ -12753,7 +12753,7 @@
       </w:pPr>
       <w:sdt>
         <w:sdtPr>
-          <w:id w:val="-1625971211"/>
+          <w:id w:val="-615362095"/>
           <w:tag w:val="goog_rdk_508"/>
         </w:sdtPr>
         <w:sdtContent>
@@ -12770,7 +12770,7 @@
       </w:sdt>
       <w:sdt>
         <w:sdtPr>
-          <w:id w:val="-557471179"/>
+          <w:id w:val="-1941865725"/>
           <w:tag w:val="goog_rdk_509"/>
         </w:sdtPr>
         <w:sdtContent>
@@ -12800,7 +12800,7 @@
       </w:pPr>
       <w:sdt>
         <w:sdtPr>
-          <w:id w:val="-1173541671"/>
+          <w:id w:val="-233897611"/>
           <w:tag w:val="goog_rdk_510"/>
         </w:sdtPr>
         <w:sdtContent>
@@ -12817,7 +12817,7 @@
       </w:sdt>
       <w:sdt>
         <w:sdtPr>
-          <w:id w:val="-1990420869"/>
+          <w:id w:val="1856744555"/>
           <w:tag w:val="goog_rdk_511"/>
         </w:sdtPr>
         <w:sdtContent>
@@ -12847,7 +12847,7 @@
       </w:pPr>
       <w:sdt>
         <w:sdtPr>
-          <w:id w:val="1734296186"/>
+          <w:id w:val="1794962067"/>
           <w:tag w:val="goog_rdk_512"/>
         </w:sdtPr>
         <w:sdtContent>
@@ -12864,7 +12864,7 @@
       </w:sdt>
       <w:sdt>
         <w:sdtPr>
-          <w:id w:val="782476221"/>
+          <w:id w:val="-1870427355"/>
           <w:tag w:val="goog_rdk_513"/>
         </w:sdtPr>
         <w:sdtContent>
@@ -12902,7 +12902,7 @@
       </w:pPr>
       <w:sdt>
         <w:sdtPr>
-          <w:id w:val="79567146"/>
+          <w:id w:val="254817956"/>
           <w:tag w:val="goog_rdk_514"/>
         </w:sdtPr>
         <w:sdtContent>
@@ -12942,7 +12942,7 @@
       </w:pPr>
       <w:sdt>
         <w:sdtPr>
-          <w:id w:val="-1053535112"/>
+          <w:id w:val="-2071365146"/>
           <w:tag w:val="goog_rdk_515"/>
         </w:sdtPr>
         <w:sdtContent>
@@ -12972,7 +12972,7 @@
       </w:pPr>
       <w:sdt>
         <w:sdtPr>
-          <w:id w:val="-409276871"/>
+          <w:id w:val="301735091"/>
           <w:tag w:val="goog_rdk_516"/>
         </w:sdtPr>
         <w:sdtContent>
@@ -12989,7 +12989,7 @@
       </w:sdt>
       <w:sdt>
         <w:sdtPr>
-          <w:id w:val="914779934"/>
+          <w:id w:val="833219372"/>
           <w:tag w:val="goog_rdk_517"/>
         </w:sdtPr>
         <w:sdtContent>
@@ -13019,7 +13019,7 @@
       </w:pPr>
       <w:sdt>
         <w:sdtPr>
-          <w:id w:val="1108941825"/>
+          <w:id w:val="-855660167"/>
           <w:tag w:val="goog_rdk_518"/>
         </w:sdtPr>
         <w:sdtContent>
@@ -13036,7 +13036,7 @@
       </w:sdt>
       <w:sdt>
         <w:sdtPr>
-          <w:id w:val="-958506428"/>
+          <w:id w:val="374595485"/>
           <w:tag w:val="goog_rdk_519"/>
         </w:sdtPr>
         <w:sdtContent>
@@ -13066,7 +13066,7 @@
       </w:pPr>
       <w:sdt>
         <w:sdtPr>
-          <w:id w:val="-522643912"/>
+          <w:id w:val="-1593427221"/>
           <w:tag w:val="goog_rdk_520"/>
         </w:sdtPr>
         <w:sdtContent>
@@ -13083,7 +13083,7 @@
       </w:sdt>
       <w:sdt>
         <w:sdtPr>
-          <w:id w:val="-1529071643"/>
+          <w:id w:val="-931449219"/>
           <w:tag w:val="goog_rdk_521"/>
         </w:sdtPr>
         <w:sdtContent>
@@ -13121,7 +13121,7 @@
       </w:pPr>
       <w:sdt>
         <w:sdtPr>
-          <w:id w:val="424251195"/>
+          <w:id w:val="128760193"/>
           <w:tag w:val="goog_rdk_522"/>
         </w:sdtPr>
         <w:sdtContent>
@@ -13158,7 +13158,7 @@
       </w:pPr>
       <w:sdt>
         <w:sdtPr>
-          <w:id w:val="1909303302"/>
+          <w:id w:val="2076694746"/>
           <w:tag w:val="goog_rdk_523"/>
         </w:sdtPr>
         <w:sdtContent>
@@ -13188,7 +13188,7 @@
       </w:pPr>
       <w:sdt>
         <w:sdtPr>
-          <w:id w:val="374165845"/>
+          <w:id w:val="98434343"/>
           <w:tag w:val="goog_rdk_524"/>
         </w:sdtPr>
         <w:sdtContent>
@@ -13205,7 +13205,7 @@
       </w:sdt>
       <w:sdt>
         <w:sdtPr>
-          <w:id w:val="-912369732"/>
+          <w:id w:val="2147418081"/>
           <w:tag w:val="goog_rdk_525"/>
         </w:sdtPr>
         <w:sdtContent>
@@ -13235,7 +13235,7 @@
       </w:pPr>
       <w:sdt>
         <w:sdtPr>
-          <w:id w:val="-521631294"/>
+          <w:id w:val="1262437349"/>
           <w:tag w:val="goog_rdk_526"/>
         </w:sdtPr>
         <w:sdtContent>
@@ -13252,7 +13252,7 @@
       </w:sdt>
       <w:sdt>
         <w:sdtPr>
-          <w:id w:val="-798901641"/>
+          <w:id w:val="1724127789"/>
           <w:tag w:val="goog_rdk_527"/>
         </w:sdtPr>
         <w:sdtContent>
@@ -14619,7 +14619,7 @@
       <w:lvlText w:val="●"/>
       <w:lvlJc w:val="left"/>
       <w:pPr>
-        <w:ind w:left="720" w:hanging="360"/>
+        <w:ind w:left="1440" w:hanging="360"/>
       </w:pPr>
       <w:rPr>
         <w:u w:val="none"/>
@@ -14631,7 +14631,7 @@
       <w:lvlText w:val="○"/>
       <w:lvlJc w:val="left"/>
       <w:pPr>
-        <w:ind w:left="1440" w:hanging="360"/>
+        <w:ind w:left="2160" w:hanging="360"/>
       </w:pPr>
       <w:rPr>
         <w:u w:val="none"/>
@@ -14643,7 +14643,7 @@
       <w:lvlText w:val="■"/>
       <w:lvlJc w:val="left"/>
       <w:pPr>
-        <w:ind w:left="2160" w:hanging="360"/>
+        <w:ind w:left="2880" w:hanging="360"/>
       </w:pPr>
       <w:rPr>
         <w:u w:val="none"/>
@@ -14655,7 +14655,7 @@
       <w:lvlText w:val="●"/>
       <w:lvlJc w:val="left"/>
       <w:pPr>
-        <w:ind w:left="2880" w:hanging="360"/>
+        <w:ind w:left="3600" w:hanging="360"/>
       </w:pPr>
       <w:rPr>
         <w:u w:val="none"/>
@@ -14667,7 +14667,7 @@
       <w:lvlText w:val="○"/>
       <w:lvlJc w:val="left"/>
       <w:pPr>
-        <w:ind w:left="3600" w:hanging="360"/>
+        <w:ind w:left="4320" w:hanging="360"/>
       </w:pPr>
       <w:rPr>
         <w:u w:val="none"/>
@@ -14679,7 +14679,7 @@
       <w:lvlText w:val="■"/>
       <w:lvlJc w:val="left"/>
       <w:pPr>
-        <w:ind w:left="4320" w:hanging="360"/>
+        <w:ind w:left="5040" w:hanging="360"/>
       </w:pPr>
       <w:rPr>
         <w:u w:val="none"/>
@@ -14691,7 +14691,7 @@
       <w:lvlText w:val="●"/>
       <w:lvlJc w:val="left"/>
       <w:pPr>
-        <w:ind w:left="5040" w:hanging="360"/>
+        <w:ind w:left="5760" w:hanging="360"/>
       </w:pPr>
       <w:rPr>
         <w:u w:val="none"/>
@@ -14703,7 +14703,7 @@
       <w:lvlText w:val="○"/>
       <w:lvlJc w:val="left"/>
       <w:pPr>
-        <w:ind w:left="5760" w:hanging="360"/>
+        <w:ind w:left="6480" w:hanging="360"/>
       </w:pPr>
       <w:rPr>
         <w:u w:val="none"/>
@@ -14715,7 +14715,7 @@
       <w:lvlText w:val="■"/>
       <w:lvlJc w:val="left"/>
       <w:pPr>
-        <w:ind w:left="6480" w:hanging="360"/>
+        <w:ind w:left="7200" w:hanging="360"/>
       </w:pPr>
       <w:rPr>
         <w:u w:val="none"/>
